--- a/KnowledgeBase/Back-end/doc/七海.docx
+++ b/KnowledgeBase/Back-end/doc/七海.docx
@@ -4,326 +4,754 @@
   <w:body>
     <w:p>
       <w:pPr>
-        <w:rPr>
+        <w:widowControl/>
+        <w:spacing w:before="100" w:beforeAutospacing="1" w:after="100" w:afterAutospacing="1" w:line="240" w:lineRule="auto"/>
+        <w:outlineLvl w:val="2"/>
+        <w:rPr>
+          <w:rFonts w:ascii="新細明體" w:eastAsia="新細明體" w:hAnsi="新細明體" w:cs="新細明體"/>
           <w:b/>
           <w:bCs/>
+          <w:kern w:val="0"/>
+          <w:sz w:val="27"/>
+          <w:szCs w:val="27"/>
+          <w14:ligatures w14:val="none"/>
         </w:rPr>
       </w:pPr>
       <w:r>
         <w:rPr>
+          <w:rFonts w:ascii="新細明體" w:eastAsia="新細明體" w:hAnsi="新細明體" w:cs="新細明體"/>
           <w:b/>
           <w:bCs/>
-        </w:rPr>
-        <w:t>七海</w:t>
-      </w:r>
-      <w:r>
-        <w:rPr>
-          <w:b/>
-          <w:bCs/>
-        </w:rPr>
-        <w:t>——</w:t>
-      </w:r>
-      <w:r>
-        <w:rPr>
-          <w:b/>
-          <w:bCs/>
-        </w:rPr>
-        <w:t>波光粼粼的純真少女</w:t>
+          <w:kern w:val="0"/>
+          <w:sz w:val="27"/>
+          <w:szCs w:val="27"/>
+          <w14:ligatures w14:val="none"/>
+        </w:rPr>
+        <w:t>七海 - 沙灘排球運動員簡介</w:t>
       </w:r>
     </w:p>
     <w:p>
+      <w:pPr>
+        <w:widowControl/>
+        <w:spacing w:before="100" w:beforeAutospacing="1" w:after="100" w:afterAutospacing="1" w:line="240" w:lineRule="auto"/>
+        <w:outlineLvl w:val="3"/>
+        <w:rPr>
+          <w:rFonts w:ascii="新細明體" w:eastAsia="新細明體" w:hAnsi="新細明體" w:cs="新細明體"/>
+          <w:b/>
+          <w:bCs/>
+          <w:kern w:val="0"/>
+          <w14:ligatures w14:val="none"/>
+        </w:rPr>
+      </w:pPr>
       <w:r>
-        <w:t>海浪輕輕拍打著維納斯群島的沙灘，碧藍的天空映照著細膩的金色沙粒。七海蹦蹦跳跳地踏上熱騰騰的沙地，腳底的溫暖讓她忍不住笑了起來。</w:t>
+        <w:rPr>
+          <w:rFonts w:ascii="新細明體" w:eastAsia="新細明體" w:hAnsi="新細明體" w:cs="新細明體"/>
+          <w:b/>
+          <w:bCs/>
+          <w:kern w:val="0"/>
+          <w14:ligatures w14:val="none"/>
+        </w:rPr>
+        <w:t>基本資訊</w:t>
       </w:r>
     </w:p>
     <w:p>
+      <w:pPr>
+        <w:widowControl/>
+        <w:numPr>
+          <w:ilvl w:val="0"/>
+          <w:numId w:val="15"/>
+        </w:numPr>
+        <w:spacing w:before="100" w:beforeAutospacing="1" w:after="100" w:afterAutospacing="1" w:line="240" w:lineRule="auto"/>
+        <w:rPr>
+          <w:rFonts w:ascii="新細明體" w:eastAsia="新細明體" w:hAnsi="新細明體" w:cs="新細明體"/>
+          <w:kern w:val="0"/>
+          <w14:ligatures w14:val="none"/>
+        </w:rPr>
+      </w:pPr>
       <w:r>
-        <w:t>「哇！這裡的沙子真的好細好舒服啊！」</w:t>
+        <w:rPr>
+          <w:rFonts w:ascii="新細明體" w:eastAsia="新細明體" w:hAnsi="新細明體" w:cs="新細明體"/>
+          <w:b/>
+          <w:bCs/>
+          <w:kern w:val="0"/>
+          <w14:ligatures w14:val="none"/>
+        </w:rPr>
+        <w:t>姓名</w:t>
+      </w:r>
+      <w:r>
+        <w:rPr>
+          <w:rFonts w:ascii="新細明體" w:eastAsia="新細明體" w:hAnsi="新細明體" w:cs="新細明體"/>
+          <w:kern w:val="0"/>
+          <w14:ligatures w14:val="none"/>
+        </w:rPr>
+        <w:t>：七海</w:t>
       </w:r>
     </w:p>
     <w:p>
+      <w:pPr>
+        <w:widowControl/>
+        <w:numPr>
+          <w:ilvl w:val="0"/>
+          <w:numId w:val="15"/>
+        </w:numPr>
+        <w:spacing w:before="100" w:beforeAutospacing="1" w:after="100" w:afterAutospacing="1" w:line="240" w:lineRule="auto"/>
+        <w:rPr>
+          <w:rFonts w:ascii="新細明體" w:eastAsia="新細明體" w:hAnsi="新細明體" w:cs="新細明體"/>
+          <w:kern w:val="0"/>
+          <w14:ligatures w14:val="none"/>
+        </w:rPr>
+      </w:pPr>
       <w:r>
-        <w:t>她興奮地張開雙臂，讓海風輕撫她的臉頰，藍色的雙眼閃爍著無與倫比的純真與喜悅。</w:t>
+        <w:rPr>
+          <w:rFonts w:ascii="新細明體" w:eastAsia="新細明體" w:hAnsi="新細明體" w:cs="新細明體"/>
+          <w:b/>
+          <w:bCs/>
+          <w:kern w:val="0"/>
+          <w14:ligatures w14:val="none"/>
+        </w:rPr>
+        <w:t>居住地</w:t>
+      </w:r>
+      <w:r>
+        <w:rPr>
+          <w:rFonts w:ascii="新細明體" w:eastAsia="新細明體" w:hAnsi="新細明體" w:cs="新細明體"/>
+          <w:kern w:val="0"/>
+          <w14:ligatures w14:val="none"/>
+        </w:rPr>
+        <w:t>：維納斯群島</w:t>
       </w:r>
     </w:p>
     <w:p>
+      <w:pPr>
+        <w:widowControl/>
+        <w:numPr>
+          <w:ilvl w:val="0"/>
+          <w:numId w:val="15"/>
+        </w:numPr>
+        <w:spacing w:before="100" w:beforeAutospacing="1" w:after="100" w:afterAutospacing="1" w:line="240" w:lineRule="auto"/>
+        <w:rPr>
+          <w:rFonts w:ascii="新細明體" w:eastAsia="新細明體" w:hAnsi="新細明體" w:cs="新細明體"/>
+          <w:kern w:val="0"/>
+          <w14:ligatures w14:val="none"/>
+        </w:rPr>
+      </w:pPr>
       <w:r>
-        <w:t>七海，是維納斯群島上最充滿活力的少女之一，她的笑容像陽光一樣明亮，總是能夠感染身邊的人。她並不是最強的選手，也不是戰術大師，但她擁有一顆最單純、最熱愛沙灘排球的心。</w:t>
+        <w:rPr>
+          <w:rFonts w:ascii="新細明體" w:eastAsia="新細明體" w:hAnsi="新細明體" w:cs="新細明體"/>
+          <w:b/>
+          <w:bCs/>
+          <w:kern w:val="0"/>
+          <w14:ligatures w14:val="none"/>
+        </w:rPr>
+        <w:t>興趣</w:t>
+      </w:r>
+      <w:r>
+        <w:rPr>
+          <w:rFonts w:ascii="新細明體" w:eastAsia="新細明體" w:hAnsi="新細明體" w:cs="新細明體"/>
+          <w:kern w:val="0"/>
+          <w14:ligatures w14:val="none"/>
+        </w:rPr>
+        <w:t>：沙灘排球、大海、戶外活動</w:t>
       </w:r>
     </w:p>
     <w:p>
       <w:pPr>
-        <w:rPr>
+        <w:widowControl/>
+        <w:numPr>
+          <w:ilvl w:val="0"/>
+          <w:numId w:val="15"/>
+        </w:numPr>
+        <w:spacing w:before="100" w:beforeAutospacing="1" w:after="100" w:afterAutospacing="1" w:line="240" w:lineRule="auto"/>
+        <w:rPr>
+          <w:rFonts w:ascii="新細明體" w:eastAsia="新細明體" w:hAnsi="新細明體" w:cs="新細明體"/>
+          <w:kern w:val="0"/>
+          <w14:ligatures w14:val="none"/>
+        </w:rPr>
+      </w:pPr>
+      <w:r>
+        <w:rPr>
+          <w:rFonts w:ascii="新細明體" w:eastAsia="新細明體" w:hAnsi="新細明體" w:cs="新細明體"/>
           <w:b/>
           <w:bCs/>
-        </w:rPr>
-      </w:pPr>
-      <w:r>
-        <w:rPr>
-          <w:b/>
-          <w:bCs/>
-        </w:rPr>
-        <w:t>悠閒的海邊童年</w:t>
+          <w:kern w:val="0"/>
+          <w14:ligatures w14:val="none"/>
+        </w:rPr>
+        <w:t>性格特質</w:t>
       </w:r>
       <w:r>
         <w:rPr>
-          <w:b/>
-          <w:bCs/>
-        </w:rPr>
-        <w:t>——</w:t>
-      </w:r>
-      <w:r>
-        <w:rPr>
-          <w:b/>
-          <w:bCs/>
-        </w:rPr>
-        <w:t>與浪花為伴</w:t>
+          <w:rFonts w:ascii="新細明體" w:eastAsia="新細明體" w:hAnsi="新細明體" w:cs="新細明體"/>
+          <w:kern w:val="0"/>
+          <w14:ligatures w14:val="none"/>
+        </w:rPr>
+        <w:t>：樂觀、熱情、積極向上</w:t>
       </w:r>
     </w:p>
     <w:p>
+      <w:pPr>
+        <w:widowControl/>
+        <w:spacing w:before="100" w:beforeAutospacing="1" w:after="100" w:afterAutospacing="1" w:line="240" w:lineRule="auto"/>
+        <w:outlineLvl w:val="3"/>
+        <w:rPr>
+          <w:rFonts w:ascii="新細明體" w:eastAsia="新細明體" w:hAnsi="新細明體" w:cs="新細明體"/>
+          <w:b/>
+          <w:bCs/>
+          <w:kern w:val="0"/>
+          <w14:ligatures w14:val="none"/>
+        </w:rPr>
+      </w:pPr>
       <w:r>
-        <w:t>七海從小就生長在海邊的漁村，她的家人經營著一間小小的海鮮餐廳，每天早晨都能聽見漁船歸來的喧囂聲。</w:t>
+        <w:rPr>
+          <w:rFonts w:ascii="新細明體" w:eastAsia="新細明體" w:hAnsi="新細明體" w:cs="新細明體"/>
+          <w:b/>
+          <w:bCs/>
+          <w:kern w:val="0"/>
+          <w14:ligatures w14:val="none"/>
+        </w:rPr>
+        <w:t>成長背景</w:t>
       </w:r>
     </w:p>
     <w:p>
+      <w:pPr>
+        <w:widowControl/>
+        <w:numPr>
+          <w:ilvl w:val="0"/>
+          <w:numId w:val="16"/>
+        </w:numPr>
+        <w:spacing w:before="100" w:beforeAutospacing="1" w:after="100" w:afterAutospacing="1" w:line="240" w:lineRule="auto"/>
+        <w:rPr>
+          <w:rFonts w:ascii="新細明體" w:eastAsia="新細明體" w:hAnsi="新細明體" w:cs="新細明體"/>
+          <w:kern w:val="0"/>
+          <w14:ligatures w14:val="none"/>
+        </w:rPr>
+      </w:pPr>
       <w:r>
-        <w:t>她最喜歡的，就是在晨曦下赤腳奔跑在沙灘上，撿拾貝殼，和海鷗賽跑，偶爾還會跳進海浪裡，讓水花把自己整個人淹沒。</w:t>
+        <w:rPr>
+          <w:rFonts w:ascii="新細明體" w:eastAsia="新細明體" w:hAnsi="新細明體" w:cs="新細明體"/>
+          <w:kern w:val="0"/>
+          <w14:ligatures w14:val="none"/>
+        </w:rPr>
+        <w:t>七海從小生長在海邊漁村，家人經營海鮮餐廳。</w:t>
       </w:r>
     </w:p>
     <w:p>
+      <w:pPr>
+        <w:widowControl/>
+        <w:numPr>
+          <w:ilvl w:val="0"/>
+          <w:numId w:val="16"/>
+        </w:numPr>
+        <w:spacing w:before="100" w:beforeAutospacing="1" w:after="100" w:afterAutospacing="1" w:line="240" w:lineRule="auto"/>
+        <w:rPr>
+          <w:rFonts w:ascii="新細明體" w:eastAsia="新細明體" w:hAnsi="新細明體" w:cs="新細明體"/>
+          <w:kern w:val="0"/>
+          <w14:ligatures w14:val="none"/>
+        </w:rPr>
+      </w:pPr>
       <w:r>
-        <w:t>「大海是我的朋友！」她總是這樣說。</w:t>
+        <w:rPr>
+          <w:rFonts w:ascii="新細明體" w:eastAsia="新細明體" w:hAnsi="新細明體" w:cs="新細明體"/>
+          <w:kern w:val="0"/>
+          <w14:ligatures w14:val="none"/>
+        </w:rPr>
+        <w:t>童年時經常在沙灘上玩耍，包括撿拾貝殼、奔跑、戲水。</w:t>
       </w:r>
     </w:p>
     <w:p>
+      <w:pPr>
+        <w:widowControl/>
+        <w:numPr>
+          <w:ilvl w:val="0"/>
+          <w:numId w:val="16"/>
+        </w:numPr>
+        <w:spacing w:before="100" w:beforeAutospacing="1" w:after="100" w:afterAutospacing="1" w:line="240" w:lineRule="auto"/>
+        <w:rPr>
+          <w:rFonts w:ascii="新細明體" w:eastAsia="新細明體" w:hAnsi="新細明體" w:cs="新細明體"/>
+          <w:kern w:val="0"/>
+          <w14:ligatures w14:val="none"/>
+        </w:rPr>
+      </w:pPr>
       <w:r>
-        <w:t>某一天，她在沙灘上看見了一群人正在進行沙灘排球比賽。她被那種快樂與活力吸引了，站在場邊看得入神。</w:t>
+        <w:rPr>
+          <w:rFonts w:ascii="新細明體" w:eastAsia="新細明體" w:hAnsi="新細明體" w:cs="新細明體"/>
+          <w:kern w:val="0"/>
+          <w14:ligatures w14:val="none"/>
+        </w:rPr>
+        <w:t>她認為大海是朋友，對海洋環境有深厚情感。</w:t>
       </w:r>
     </w:p>
     <w:p>
+      <w:pPr>
+        <w:widowControl/>
+        <w:spacing w:before="100" w:beforeAutospacing="1" w:after="100" w:afterAutospacing="1" w:line="240" w:lineRule="auto"/>
+        <w:outlineLvl w:val="3"/>
+        <w:rPr>
+          <w:rFonts w:ascii="新細明體" w:eastAsia="新細明體" w:hAnsi="新細明體" w:cs="新細明體"/>
+          <w:b/>
+          <w:bCs/>
+          <w:kern w:val="0"/>
+          <w14:ligatures w14:val="none"/>
+        </w:rPr>
+      </w:pPr>
       <w:r>
-        <w:t>當球滾到她腳邊時，她毫不猶豫地撿起來，用力地把球拋回場內。</w:t>
+        <w:rPr>
+          <w:rFonts w:ascii="新細明體" w:eastAsia="新細明體" w:hAnsi="新細明體" w:cs="新細明體"/>
+          <w:b/>
+          <w:bCs/>
+          <w:kern w:val="0"/>
+          <w14:ligatures w14:val="none"/>
+        </w:rPr>
+        <w:t>接觸沙灘排球</w:t>
       </w:r>
     </w:p>
     <w:p>
+      <w:pPr>
+        <w:widowControl/>
+        <w:numPr>
+          <w:ilvl w:val="0"/>
+          <w:numId w:val="17"/>
+        </w:numPr>
+        <w:spacing w:before="100" w:beforeAutospacing="1" w:after="100" w:afterAutospacing="1" w:line="240" w:lineRule="auto"/>
+        <w:rPr>
+          <w:rFonts w:ascii="新細明體" w:eastAsia="新細明體" w:hAnsi="新細明體" w:cs="新細明體"/>
+          <w:kern w:val="0"/>
+          <w14:ligatures w14:val="none"/>
+        </w:rPr>
+      </w:pPr>
       <w:r>
-        <w:t>「好厲害！我也想試試！」</w:t>
+        <w:rPr>
+          <w:rFonts w:ascii="新細明體" w:eastAsia="新細明體" w:hAnsi="新細明體" w:cs="新細明體"/>
+          <w:kern w:val="0"/>
+          <w14:ligatures w14:val="none"/>
+        </w:rPr>
+        <w:t>在沙灘上偶然觀看沙灘排球比賽後產生興趣。</w:t>
       </w:r>
     </w:p>
     <w:p>
+      <w:pPr>
+        <w:widowControl/>
+        <w:numPr>
+          <w:ilvl w:val="0"/>
+          <w:numId w:val="17"/>
+        </w:numPr>
+        <w:spacing w:before="100" w:beforeAutospacing="1" w:after="100" w:afterAutospacing="1" w:line="240" w:lineRule="auto"/>
+        <w:rPr>
+          <w:rFonts w:ascii="新細明體" w:eastAsia="新細明體" w:hAnsi="新細明體" w:cs="新細明體"/>
+          <w:kern w:val="0"/>
+          <w14:ligatures w14:val="none"/>
+        </w:rPr>
+      </w:pPr>
       <w:r>
-        <w:t>那一天，她第一次真正接觸到了沙灘排球，而她的命運，也從此改變。</w:t>
+        <w:rPr>
+          <w:rFonts w:ascii="新細明體" w:eastAsia="新細明體" w:hAnsi="新細明體" w:cs="新細明體"/>
+          <w:kern w:val="0"/>
+          <w14:ligatures w14:val="none"/>
+        </w:rPr>
+        <w:t>嘗試參與比賽後，開始對沙灘排球產生熱愛。</w:t>
       </w:r>
     </w:p>
     <w:p>
       <w:pPr>
-        <w:rPr>
-          <w:b/>
-          <w:bCs/>
+        <w:widowControl/>
+        <w:numPr>
+          <w:ilvl w:val="0"/>
+          <w:numId w:val="17"/>
+        </w:numPr>
+        <w:spacing w:before="100" w:beforeAutospacing="1" w:after="100" w:afterAutospacing="1" w:line="240" w:lineRule="auto"/>
+        <w:rPr>
+          <w:rFonts w:ascii="新細明體" w:eastAsia="新細明體" w:hAnsi="新細明體" w:cs="新細明體"/>
+          <w:kern w:val="0"/>
+          <w14:ligatures w14:val="none"/>
         </w:rPr>
       </w:pPr>
       <w:r>
         <w:rPr>
-          <w:b/>
-          <w:bCs/>
-        </w:rPr>
-        <w:t>快樂至上！七海的排球之路</w:t>
+          <w:rFonts w:ascii="新細明體" w:eastAsia="新細明體" w:hAnsi="新細明體" w:cs="新細明體"/>
+          <w:kern w:val="0"/>
+          <w14:ligatures w14:val="none"/>
+        </w:rPr>
+        <w:t>雖然運動能力普通，但擁有持續參與的熱情。</w:t>
       </w:r>
     </w:p>
     <w:p>
+      <w:pPr>
+        <w:widowControl/>
+        <w:spacing w:before="100" w:beforeAutospacing="1" w:after="100" w:afterAutospacing="1" w:line="240" w:lineRule="auto"/>
+        <w:outlineLvl w:val="3"/>
+        <w:rPr>
+          <w:rFonts w:ascii="新細明體" w:eastAsia="新細明體" w:hAnsi="新細明體" w:cs="新細明體"/>
+          <w:b/>
+          <w:bCs/>
+          <w:kern w:val="0"/>
+          <w14:ligatures w14:val="none"/>
+        </w:rPr>
+      </w:pPr>
       <w:r>
-        <w:t>七海的運動天賦並不突出，與其他擁有精湛技巧或強悍爆發力的選手相比，她顯得有些平凡。</w:t>
+        <w:rPr>
+          <w:rFonts w:ascii="新細明體" w:eastAsia="新細明體" w:hAnsi="新細明體" w:cs="新細明體"/>
+          <w:b/>
+          <w:bCs/>
+          <w:kern w:val="0"/>
+          <w14:ligatures w14:val="none"/>
+        </w:rPr>
+        <w:t>運動風格與心態</w:t>
       </w:r>
     </w:p>
     <w:p>
+      <w:pPr>
+        <w:widowControl/>
+        <w:numPr>
+          <w:ilvl w:val="0"/>
+          <w:numId w:val="18"/>
+        </w:numPr>
+        <w:spacing w:before="100" w:beforeAutospacing="1" w:after="100" w:afterAutospacing="1" w:line="240" w:lineRule="auto"/>
+        <w:rPr>
+          <w:rFonts w:ascii="新細明體" w:eastAsia="新細明體" w:hAnsi="新細明體" w:cs="新細明體"/>
+          <w:kern w:val="0"/>
+          <w14:ligatures w14:val="none"/>
+        </w:rPr>
+      </w:pPr>
       <w:r>
-        <w:t>但她擁有一個無可取代的優勢</w:t>
-      </w:r>
-      <w:r>
-        <w:t>——</w:t>
-      </w:r>
-      <w:r>
-        <w:t>永不熄滅的熱情。</w:t>
+        <w:rPr>
+          <w:rFonts w:ascii="新細明體" w:eastAsia="新細明體" w:hAnsi="新細明體" w:cs="新細明體"/>
+          <w:kern w:val="0"/>
+          <w14:ligatures w14:val="none"/>
+        </w:rPr>
+        <w:t>不以勝負為唯一目標，更重視享受比賽過程。</w:t>
       </w:r>
     </w:p>
     <w:p>
+      <w:pPr>
+        <w:widowControl/>
+        <w:numPr>
+          <w:ilvl w:val="0"/>
+          <w:numId w:val="18"/>
+        </w:numPr>
+        <w:spacing w:before="100" w:beforeAutospacing="1" w:after="100" w:afterAutospacing="1" w:line="240" w:lineRule="auto"/>
+        <w:rPr>
+          <w:rFonts w:ascii="新細明體" w:eastAsia="新細明體" w:hAnsi="新細明體" w:cs="新細明體"/>
+          <w:kern w:val="0"/>
+          <w14:ligatures w14:val="none"/>
+        </w:rPr>
+      </w:pPr>
       <w:r>
-        <w:t>無論訓練多麼辛苦，她總是滿臉笑容，無論輸贏，她總是興奮地為隊友喝采。即使摔倒在沙地上，她也會拍拍身上的沙，毫不氣餒地站起來。</w:t>
+        <w:rPr>
+          <w:rFonts w:ascii="新細明體" w:eastAsia="新細明體" w:hAnsi="新細明體" w:cs="新細明體"/>
+          <w:kern w:val="0"/>
+          <w14:ligatures w14:val="none"/>
+        </w:rPr>
+        <w:t>具備強烈的團隊精神，經常為隊友加油打氣。</w:t>
       </w:r>
     </w:p>
     <w:p>
+      <w:pPr>
+        <w:widowControl/>
+        <w:numPr>
+          <w:ilvl w:val="0"/>
+          <w:numId w:val="18"/>
+        </w:numPr>
+        <w:spacing w:before="100" w:beforeAutospacing="1" w:after="100" w:afterAutospacing="1" w:line="240" w:lineRule="auto"/>
+        <w:rPr>
+          <w:rFonts w:ascii="新細明體" w:eastAsia="新細明體" w:hAnsi="新細明體" w:cs="新細明體"/>
+          <w:kern w:val="0"/>
+          <w14:ligatures w14:val="none"/>
+        </w:rPr>
+      </w:pPr>
       <w:r>
-        <w:t>「不管怎樣，我只想一直打排球！」</w:t>
+        <w:rPr>
+          <w:rFonts w:ascii="新細明體" w:eastAsia="新細明體" w:hAnsi="新細明體" w:cs="新細明體"/>
+          <w:kern w:val="0"/>
+          <w14:ligatures w14:val="none"/>
+        </w:rPr>
+        <w:t>面對困難時保持積極態度，不因失敗而氣餒。</w:t>
       </w:r>
     </w:p>
     <w:p>
+      <w:pPr>
+        <w:widowControl/>
+        <w:spacing w:before="100" w:beforeAutospacing="1" w:after="100" w:afterAutospacing="1" w:line="240" w:lineRule="auto"/>
+        <w:outlineLvl w:val="3"/>
+        <w:rPr>
+          <w:rFonts w:ascii="新細明體" w:eastAsia="新細明體" w:hAnsi="新細明體" w:cs="新細明體"/>
+          <w:b/>
+          <w:bCs/>
+          <w:kern w:val="0"/>
+          <w14:ligatures w14:val="none"/>
+        </w:rPr>
+      </w:pPr>
       <w:r>
-        <w:lastRenderedPageBreak/>
-        <w:t>這種純粹的快樂，感染了許多人。</w:t>
+        <w:rPr>
+          <w:rFonts w:ascii="新細明體" w:eastAsia="新細明體" w:hAnsi="新細明體" w:cs="新細明體"/>
+          <w:b/>
+          <w:bCs/>
+          <w:kern w:val="0"/>
+          <w14:ligatures w14:val="none"/>
+        </w:rPr>
+        <w:t>參與維納斯璀璨假期</w:t>
       </w:r>
     </w:p>
     <w:p>
+      <w:pPr>
+        <w:widowControl/>
+        <w:numPr>
+          <w:ilvl w:val="0"/>
+          <w:numId w:val="19"/>
+        </w:numPr>
+        <w:spacing w:before="100" w:beforeAutospacing="1" w:after="100" w:afterAutospacing="1" w:line="240" w:lineRule="auto"/>
+        <w:rPr>
+          <w:rFonts w:ascii="新細明體" w:eastAsia="新細明體" w:hAnsi="新細明體" w:cs="新細明體"/>
+          <w:kern w:val="0"/>
+          <w14:ligatures w14:val="none"/>
+        </w:rPr>
+      </w:pPr>
       <w:r>
-        <w:t>她並不強求成為冠軍，但她希望每一場比賽都能讓自己與隊友更進一步，每一次擊球都能讓她感受到與沙灘的連結。</w:t>
+        <w:rPr>
+          <w:rFonts w:ascii="新細明體" w:eastAsia="新細明體" w:hAnsi="新細明體" w:cs="新細明體"/>
+          <w:kern w:val="0"/>
+          <w14:ligatures w14:val="none"/>
+        </w:rPr>
+        <w:t>受邀參加「維納斯璀璨假期」活動，與其他選手交流學習。</w:t>
       </w:r>
     </w:p>
     <w:p>
       <w:pPr>
-        <w:rPr>
-          <w:b/>
-          <w:bCs/>
+        <w:widowControl/>
+        <w:numPr>
+          <w:ilvl w:val="0"/>
+          <w:numId w:val="19"/>
+        </w:numPr>
+        <w:spacing w:before="100" w:beforeAutospacing="1" w:after="100" w:afterAutospacing="1" w:line="240" w:lineRule="auto"/>
+        <w:rPr>
+          <w:rFonts w:ascii="新細明體" w:eastAsia="新細明體" w:hAnsi="新細明體" w:cs="新細明體"/>
+          <w:kern w:val="0"/>
+          <w14:ligatures w14:val="none"/>
         </w:rPr>
       </w:pPr>
       <w:r>
         <w:rPr>
-          <w:b/>
-          <w:bCs/>
-        </w:rPr>
-        <w:t>維納斯群島</w:t>
-      </w:r>
-      <w:r>
-        <w:rPr>
-          <w:b/>
-          <w:bCs/>
-        </w:rPr>
-        <w:t>——</w:t>
-      </w:r>
-      <w:r>
-        <w:rPr>
-          <w:b/>
-          <w:bCs/>
-        </w:rPr>
-        <w:t>夢想的樂園</w:t>
+          <w:rFonts w:ascii="新細明體" w:eastAsia="新細明體" w:hAnsi="新細明體" w:cs="新細明體"/>
+          <w:kern w:val="0"/>
+          <w14:ligatures w14:val="none"/>
+        </w:rPr>
+        <w:t>在維納斯群島與強勁對手競技，提升技術能力。</w:t>
       </w:r>
     </w:p>
     <w:p>
+      <w:pPr>
+        <w:widowControl/>
+        <w:numPr>
+          <w:ilvl w:val="0"/>
+          <w:numId w:val="19"/>
+        </w:numPr>
+        <w:spacing w:before="100" w:beforeAutospacing="1" w:after="100" w:afterAutospacing="1" w:line="240" w:lineRule="auto"/>
+        <w:rPr>
+          <w:rFonts w:ascii="新細明體" w:eastAsia="新細明體" w:hAnsi="新細明體" w:cs="新細明體"/>
+          <w:kern w:val="0"/>
+          <w14:ligatures w14:val="none"/>
+        </w:rPr>
+      </w:pPr>
       <w:r>
-        <w:t>當七海收到「維納斯璀璨假期」的邀請時，她興奮得跳了起來。</w:t>
+        <w:rPr>
+          <w:rFonts w:ascii="新細明體" w:eastAsia="新細明體" w:hAnsi="新細明體" w:cs="新細明體"/>
+          <w:kern w:val="0"/>
+          <w14:ligatures w14:val="none"/>
+        </w:rPr>
+        <w:t>認為比賽應該帶來快樂，並將此視為座右銘。</w:t>
       </w:r>
     </w:p>
     <w:p>
+      <w:pPr>
+        <w:widowControl/>
+        <w:spacing w:before="100" w:beforeAutospacing="1" w:after="100" w:afterAutospacing="1" w:line="240" w:lineRule="auto"/>
+        <w:outlineLvl w:val="3"/>
+        <w:rPr>
+          <w:rFonts w:ascii="新細明體" w:eastAsia="新細明體" w:hAnsi="新細明體" w:cs="新細明體"/>
+          <w:b/>
+          <w:bCs/>
+          <w:kern w:val="0"/>
+          <w14:ligatures w14:val="none"/>
+        </w:rPr>
+      </w:pPr>
       <w:r>
-        <w:t>「真的嗎？我也能去那裡嗎？！」</w:t>
+        <w:rPr>
+          <w:rFonts w:ascii="新細明體" w:eastAsia="新細明體" w:hAnsi="新細明體" w:cs="新細明體"/>
+          <w:b/>
+          <w:bCs/>
+          <w:kern w:val="0"/>
+          <w14:ligatures w14:val="none"/>
+        </w:rPr>
+        <w:t>影響力</w:t>
       </w:r>
     </w:p>
     <w:p>
+      <w:pPr>
+        <w:widowControl/>
+        <w:numPr>
+          <w:ilvl w:val="0"/>
+          <w:numId w:val="20"/>
+        </w:numPr>
+        <w:spacing w:before="100" w:beforeAutospacing="1" w:after="100" w:afterAutospacing="1" w:line="240" w:lineRule="auto"/>
+        <w:rPr>
+          <w:rFonts w:ascii="新細明體" w:eastAsia="新細明體" w:hAnsi="新細明體" w:cs="新細明體"/>
+          <w:kern w:val="0"/>
+          <w14:ligatures w14:val="none"/>
+        </w:rPr>
+      </w:pPr>
       <w:r>
-        <w:t>她來到維納斯群島的第一天，便像孩子一樣在沙灘上打滾，對著大海大喊：「我來啦！」</w:t>
+        <w:rPr>
+          <w:rFonts w:ascii="新細明體" w:eastAsia="新細明體" w:hAnsi="新細明體" w:cs="新細明體"/>
+          <w:kern w:val="0"/>
+          <w14:ligatures w14:val="none"/>
+        </w:rPr>
+        <w:t>透過樂觀的態度影響隊友，幫助減少比賽壓力。</w:t>
       </w:r>
     </w:p>
     <w:p>
+      <w:pPr>
+        <w:widowControl/>
+        <w:numPr>
+          <w:ilvl w:val="0"/>
+          <w:numId w:val="20"/>
+        </w:numPr>
+        <w:spacing w:before="100" w:beforeAutospacing="1" w:after="100" w:afterAutospacing="1" w:line="240" w:lineRule="auto"/>
+        <w:rPr>
+          <w:rFonts w:ascii="新細明體" w:eastAsia="新細明體" w:hAnsi="新細明體" w:cs="新細明體"/>
+          <w:kern w:val="0"/>
+          <w14:ligatures w14:val="none"/>
+        </w:rPr>
+      </w:pPr>
       <w:r>
-        <w:t>她在這裡遇見了許多強勁的對手，也學到了許多新技術。</w:t>
+        <w:rPr>
+          <w:rFonts w:ascii="新細明體" w:eastAsia="新細明體" w:hAnsi="新細明體" w:cs="新細明體"/>
+          <w:kern w:val="0"/>
+          <w14:ligatures w14:val="none"/>
+        </w:rPr>
+        <w:t>鼓勵對手，即使在競爭中也保持友善態度。</w:t>
       </w:r>
     </w:p>
     <w:p>
+      <w:pPr>
+        <w:widowControl/>
+        <w:numPr>
+          <w:ilvl w:val="0"/>
+          <w:numId w:val="20"/>
+        </w:numPr>
+        <w:spacing w:before="100" w:beforeAutospacing="1" w:after="100" w:afterAutospacing="1" w:line="240" w:lineRule="auto"/>
+        <w:rPr>
+          <w:rFonts w:ascii="新細明體" w:eastAsia="新細明體" w:hAnsi="新細明體" w:cs="新細明體"/>
+          <w:kern w:val="0"/>
+          <w14:ligatures w14:val="none"/>
+        </w:rPr>
+      </w:pPr>
       <w:r>
-        <w:t>雖然她的打法仍然有些隨性，但她憑藉著不服輸的精神，努力學習每一個動作。即使是最艱難的訓練，她也能用快樂的心態去面對。</w:t>
+        <w:rPr>
+          <w:rFonts w:ascii="新細明體" w:eastAsia="新細明體" w:hAnsi="新細明體" w:cs="新細明體"/>
+          <w:kern w:val="0"/>
+          <w14:ligatures w14:val="none"/>
+        </w:rPr>
+        <w:t>透過行動展現運動精神，提升隊伍凝聚力。</w:t>
       </w:r>
     </w:p>
     <w:p>
+      <w:pPr>
+        <w:widowControl/>
+        <w:spacing w:before="100" w:beforeAutospacing="1" w:after="100" w:afterAutospacing="1" w:line="240" w:lineRule="auto"/>
+        <w:outlineLvl w:val="3"/>
+        <w:rPr>
+          <w:rFonts w:ascii="新細明體" w:eastAsia="新細明體" w:hAnsi="新細明體" w:cs="新細明體"/>
+          <w:b/>
+          <w:bCs/>
+          <w:kern w:val="0"/>
+          <w14:ligatures w14:val="none"/>
+        </w:rPr>
+      </w:pPr>
       <w:r>
-        <w:t>「比賽應該是開心的，不是嗎？」</w:t>
+        <w:rPr>
+          <w:rFonts w:ascii="新細明體" w:eastAsia="新細明體" w:hAnsi="新細明體" w:cs="新細明體"/>
+          <w:b/>
+          <w:bCs/>
+          <w:kern w:val="0"/>
+          <w14:ligatures w14:val="none"/>
+        </w:rPr>
+        <w:t>目標與未來展望</w:t>
       </w:r>
     </w:p>
     <w:p>
+      <w:pPr>
+        <w:widowControl/>
+        <w:numPr>
+          <w:ilvl w:val="0"/>
+          <w:numId w:val="21"/>
+        </w:numPr>
+        <w:spacing w:before="100" w:beforeAutospacing="1" w:after="100" w:afterAutospacing="1" w:line="240" w:lineRule="auto"/>
+        <w:rPr>
+          <w:rFonts w:ascii="新細明體" w:eastAsia="新細明體" w:hAnsi="新細明體" w:cs="新細明體"/>
+          <w:kern w:val="0"/>
+          <w14:ligatures w14:val="none"/>
+        </w:rPr>
+      </w:pPr>
       <w:r>
-        <w:t>這句話，成為了她的座右銘。</w:t>
+        <w:rPr>
+          <w:rFonts w:ascii="新細明體" w:eastAsia="新細明體" w:hAnsi="新細明體" w:cs="新細明體"/>
+          <w:kern w:val="0"/>
+          <w14:ligatures w14:val="none"/>
+        </w:rPr>
+        <w:lastRenderedPageBreak/>
+        <w:t>希望持續參與沙灘排球活動，享受比賽樂趣。</w:t>
       </w:r>
     </w:p>
     <w:p>
       <w:pPr>
-        <w:rPr>
-          <w:b/>
-          <w:bCs/>
+        <w:widowControl/>
+        <w:numPr>
+          <w:ilvl w:val="0"/>
+          <w:numId w:val="21"/>
+        </w:numPr>
+        <w:spacing w:before="100" w:beforeAutospacing="1" w:after="100" w:afterAutospacing="1" w:line="240" w:lineRule="auto"/>
+        <w:rPr>
+          <w:rFonts w:ascii="新細明體" w:eastAsia="新細明體" w:hAnsi="新細明體" w:cs="新細明體"/>
+          <w:kern w:val="0"/>
+          <w14:ligatures w14:val="none"/>
         </w:rPr>
       </w:pPr>
       <w:r>
         <w:rPr>
-          <w:b/>
-          <w:bCs/>
-        </w:rPr>
-        <w:t>改變他人的笑容</w:t>
+          <w:rFonts w:ascii="新細明體" w:eastAsia="新細明體" w:hAnsi="新細明體" w:cs="新細明體"/>
+          <w:kern w:val="0"/>
+          <w14:ligatures w14:val="none"/>
+        </w:rPr>
+        <w:t>不以冠軍為目標，而是追求長期運動的持續性。</w:t>
       </w:r>
     </w:p>
     <w:p>
+      <w:pPr>
+        <w:widowControl/>
+        <w:numPr>
+          <w:ilvl w:val="0"/>
+          <w:numId w:val="21"/>
+        </w:numPr>
+        <w:spacing w:before="100" w:beforeAutospacing="1" w:after="100" w:afterAutospacing="1" w:line="240" w:lineRule="auto"/>
+        <w:rPr>
+          <w:rFonts w:ascii="新細明體" w:eastAsia="新細明體" w:hAnsi="新細明體" w:cs="新細明體"/>
+          <w:kern w:val="0"/>
+          <w14:ligatures w14:val="none"/>
+        </w:rPr>
+      </w:pPr>
       <w:r>
-        <w:t>七海的特質不只是帶給自己快樂，更重要的是，她改變了身邊許多人的心境。</w:t>
+        <w:rPr>
+          <w:rFonts w:ascii="新細明體" w:eastAsia="新細明體" w:hAnsi="新細明體" w:cs="新細明體"/>
+          <w:kern w:val="0"/>
+          <w14:ligatures w14:val="none"/>
+        </w:rPr>
+        <w:t>致力於保持熱情，將沙灘排球視為生活的一部分。</w:t>
       </w:r>
     </w:p>
     <w:p>
-      <w:r>
-        <w:t>當隊友因為壓力而焦慮時，她會拍拍對方的背，笑著說：「放輕鬆！就算輸了，還有下一場嘛！」</w:t>
-      </w:r>
+      <w:pPr>
+        <w:rPr>
+          <w:rFonts w:hint="eastAsia"/>
+        </w:rPr>
+      </w:pPr>
     </w:p>
-    <w:p>
-      <w:r>
-        <w:t>當對手因為失誤而自責時，她會跑過去，伸出手：「嘿嘿，下次一起加油吧！」</w:t>
-      </w:r>
-    </w:p>
-    <w:p>
-      <w:r>
-        <w:t>她的笑容，讓比賽變得更純粹。</w:t>
-      </w:r>
-    </w:p>
-    <w:p>
-      <w:pPr>
-        <w:rPr>
-          <w:b/>
-          <w:bCs/>
-        </w:rPr>
-      </w:pPr>
-      <w:r>
-        <w:rPr>
-          <w:b/>
-          <w:bCs/>
-        </w:rPr>
-        <w:t>迎向未來，與海浪共舞</w:t>
-      </w:r>
-    </w:p>
-    <w:p>
-      <w:r>
-        <w:t>七海從來不是那種會制定遠大目標的人，她只知道自己想繼續打排球，想繼續在這片沙灘上奔跑。</w:t>
-      </w:r>
-    </w:p>
-    <w:p>
-      <w:r>
-        <w:t>她不在乎別人怎麼看她，也不在乎自己是不是冠軍，她只想繼續享受這個充滿陽光與歡笑的世界。</w:t>
-      </w:r>
-    </w:p>
-    <w:p>
-      <w:r>
-        <w:t>她站在海浪邊，迎著風大聲喊道：</w:t>
-      </w:r>
-    </w:p>
-    <w:p>
-      <w:r>
-        <w:t>「我要一直打下去，一直一直，一直到我跑不動為止！」</w:t>
-      </w:r>
-    </w:p>
-    <w:p>
-      <w:r>
-        <w:lastRenderedPageBreak/>
-        <w:t>她的夢想很簡單，卻比任何人都純粹。</w:t>
-      </w:r>
-    </w:p>
-    <w:p>
-      <w:r>
-        <w:rPr>
-          <w:b/>
-          <w:bCs/>
-        </w:rPr>
-        <w:t>——</w:t>
-      </w:r>
-      <w:r>
-        <w:rPr>
-          <w:b/>
-          <w:bCs/>
-        </w:rPr>
-        <w:t>七海的故事，仍在繼續。</w:t>
-      </w:r>
-    </w:p>
-    <w:p/>
     <w:sectPr>
       <w:pgSz w:w="11906" w:h="16838"/>
       <w:pgMar w:top="1440" w:right="1800" w:bottom="1440" w:left="1800" w:header="851" w:footer="992" w:gutter="0"/>
@@ -332,6 +760,3203 @@
     </w:sectPr>
   </w:body>
 </w:document>
+</file>
+
+<file path=word/numbering.xml><?xml version="1.0" encoding="utf-8"?>
+<w:numbering xmlns:wpc="http://schemas.microsoft.com/office/word/2010/wordprocessingCanvas" xmlns:cx="http://schemas.microsoft.com/office/drawing/2014/chartex" xmlns:cx1="http://schemas.microsoft.com/office/drawing/2015/9/8/chartex" xmlns:cx2="http://schemas.microsoft.com/office/drawing/2015/10/21/chartex" xmlns:cx3="http://schemas.microsoft.com/office/drawing/2016/5/9/chartex" xmlns:cx4="http://schemas.microsoft.com/office/drawing/2016/5/10/chartex" xmlns:cx5="http://schemas.microsoft.com/office/drawing/2016/5/11/chartex" xmlns:cx6="http://schemas.microsoft.com/office/drawing/2016/5/12/chartex" xmlns:cx7="http://schemas.microsoft.com/office/drawing/2016/5/13/chartex" xmlns:cx8="http://schemas.microsoft.com/office/drawing/2016/5/14/chartex" xmlns:mc="http://schemas.openxmlformats.org/markup-compatibility/2006" xmlns:aink="http://schemas.microsoft.com/office/drawing/2016/ink" xmlns:am3d="http://schemas.microsoft.com/office/drawing/2017/model3d" xmlns:o="urn:schemas-microsoft-com:office:office" xmlns:oel="http://schemas.microsoft.com/office/2019/extlst" xmlns:r="http://schemas.openxmlformats.org/officeDocument/2006/relationships" xmlns:m="http://schemas.openxmlformats.org/officeDocument/2006/math" xmlns:v="urn:schemas-microsoft-com:vml" xmlns:wp14="http://schemas.microsoft.com/office/word/2010/wordprocessingDrawing" xmlns:wp="http://schemas.openxmlformats.org/drawingml/2006/wordprocessingDrawing" xmlns:w10="urn:schemas-microsoft-com:office:word" xmlns:w="http://schemas.openxmlformats.org/wordprocessingml/2006/main" xmlns:w14="http://schemas.microsoft.com/office/word/2010/wordml" xmlns:w15="http://schemas.microsoft.com/office/word/2012/wordml" xmlns:w16cex="http://schemas.microsoft.com/office/word/2018/wordml/cex" xmlns:w16cid="http://schemas.microsoft.com/office/word/2016/wordml/cid" xmlns:w16="http://schemas.microsoft.com/office/word/2018/wordml" xmlns:w16du="http://schemas.microsoft.com/office/word/2023/wordml/word16du" xmlns:w16sdtdh="http://schemas.microsoft.com/office/word/2020/wordml/sdtdatahash" xmlns:w16sdtfl="http://schemas.microsoft.com/office/word/2024/wordml/sdtformatlock" xmlns:w16se="http://schemas.microsoft.com/office/word/2015/wordml/symex" xmlns:wpg="http://schemas.microsoft.com/office/word/2010/wordprocessingGroup" xmlns:wpi="http://schemas.microsoft.com/office/word/2010/wordprocessingInk" xmlns:wne="http://schemas.microsoft.com/office/word/2006/wordml" xmlns:wps="http://schemas.microsoft.com/office/word/2010/wordprocessingShape" mc:Ignorable="w14 w15 w16se w16cid w16 w16cex w16sdtdh w16sdtfl w16du wp14">
+  <w:abstractNum w:abstractNumId="0" w15:restartNumberingAfterBreak="0">
+    <w:nsid w:val="0AC143AD"/>
+    <w:multiLevelType w:val="multilevel"/>
+    <w:tmpl w:val="094CF858"/>
+    <w:lvl w:ilvl="0">
+      <w:start w:val="1"/>
+      <w:numFmt w:val="bullet"/>
+      <w:lvlText w:val=""/>
+      <w:lvlJc w:val="left"/>
+      <w:pPr>
+        <w:tabs>
+          <w:tab w:val="num" w:pos="720"/>
+        </w:tabs>
+        <w:ind w:left="720" w:hanging="360"/>
+      </w:pPr>
+      <w:rPr>
+        <w:rFonts w:ascii="Symbol" w:hAnsi="Symbol" w:hint="default"/>
+        <w:sz w:val="20"/>
+      </w:rPr>
+    </w:lvl>
+    <w:lvl w:ilvl="1" w:tentative="1">
+      <w:start w:val="1"/>
+      <w:numFmt w:val="bullet"/>
+      <w:lvlText w:val="o"/>
+      <w:lvlJc w:val="left"/>
+      <w:pPr>
+        <w:tabs>
+          <w:tab w:val="num" w:pos="1440"/>
+        </w:tabs>
+        <w:ind w:left="1440" w:hanging="360"/>
+      </w:pPr>
+      <w:rPr>
+        <w:rFonts w:ascii="Courier New" w:hAnsi="Courier New" w:hint="default"/>
+        <w:sz w:val="20"/>
+      </w:rPr>
+    </w:lvl>
+    <w:lvl w:ilvl="2" w:tentative="1">
+      <w:start w:val="1"/>
+      <w:numFmt w:val="bullet"/>
+      <w:lvlText w:val=""/>
+      <w:lvlJc w:val="left"/>
+      <w:pPr>
+        <w:tabs>
+          <w:tab w:val="num" w:pos="2160"/>
+        </w:tabs>
+        <w:ind w:left="2160" w:hanging="360"/>
+      </w:pPr>
+      <w:rPr>
+        <w:rFonts w:ascii="Wingdings" w:hAnsi="Wingdings" w:hint="default"/>
+        <w:sz w:val="20"/>
+      </w:rPr>
+    </w:lvl>
+    <w:lvl w:ilvl="3" w:tentative="1">
+      <w:start w:val="1"/>
+      <w:numFmt w:val="bullet"/>
+      <w:lvlText w:val=""/>
+      <w:lvlJc w:val="left"/>
+      <w:pPr>
+        <w:tabs>
+          <w:tab w:val="num" w:pos="2880"/>
+        </w:tabs>
+        <w:ind w:left="2880" w:hanging="360"/>
+      </w:pPr>
+      <w:rPr>
+        <w:rFonts w:ascii="Wingdings" w:hAnsi="Wingdings" w:hint="default"/>
+        <w:sz w:val="20"/>
+      </w:rPr>
+    </w:lvl>
+    <w:lvl w:ilvl="4" w:tentative="1">
+      <w:start w:val="1"/>
+      <w:numFmt w:val="bullet"/>
+      <w:lvlText w:val=""/>
+      <w:lvlJc w:val="left"/>
+      <w:pPr>
+        <w:tabs>
+          <w:tab w:val="num" w:pos="3600"/>
+        </w:tabs>
+        <w:ind w:left="3600" w:hanging="360"/>
+      </w:pPr>
+      <w:rPr>
+        <w:rFonts w:ascii="Wingdings" w:hAnsi="Wingdings" w:hint="default"/>
+        <w:sz w:val="20"/>
+      </w:rPr>
+    </w:lvl>
+    <w:lvl w:ilvl="5" w:tentative="1">
+      <w:start w:val="1"/>
+      <w:numFmt w:val="bullet"/>
+      <w:lvlText w:val=""/>
+      <w:lvlJc w:val="left"/>
+      <w:pPr>
+        <w:tabs>
+          <w:tab w:val="num" w:pos="4320"/>
+        </w:tabs>
+        <w:ind w:left="4320" w:hanging="360"/>
+      </w:pPr>
+      <w:rPr>
+        <w:rFonts w:ascii="Wingdings" w:hAnsi="Wingdings" w:hint="default"/>
+        <w:sz w:val="20"/>
+      </w:rPr>
+    </w:lvl>
+    <w:lvl w:ilvl="6" w:tentative="1">
+      <w:start w:val="1"/>
+      <w:numFmt w:val="bullet"/>
+      <w:lvlText w:val=""/>
+      <w:lvlJc w:val="left"/>
+      <w:pPr>
+        <w:tabs>
+          <w:tab w:val="num" w:pos="5040"/>
+        </w:tabs>
+        <w:ind w:left="5040" w:hanging="360"/>
+      </w:pPr>
+      <w:rPr>
+        <w:rFonts w:ascii="Wingdings" w:hAnsi="Wingdings" w:hint="default"/>
+        <w:sz w:val="20"/>
+      </w:rPr>
+    </w:lvl>
+    <w:lvl w:ilvl="7" w:tentative="1">
+      <w:start w:val="1"/>
+      <w:numFmt w:val="bullet"/>
+      <w:lvlText w:val=""/>
+      <w:lvlJc w:val="left"/>
+      <w:pPr>
+        <w:tabs>
+          <w:tab w:val="num" w:pos="5760"/>
+        </w:tabs>
+        <w:ind w:left="5760" w:hanging="360"/>
+      </w:pPr>
+      <w:rPr>
+        <w:rFonts w:ascii="Wingdings" w:hAnsi="Wingdings" w:hint="default"/>
+        <w:sz w:val="20"/>
+      </w:rPr>
+    </w:lvl>
+    <w:lvl w:ilvl="8" w:tentative="1">
+      <w:start w:val="1"/>
+      <w:numFmt w:val="bullet"/>
+      <w:lvlText w:val=""/>
+      <w:lvlJc w:val="left"/>
+      <w:pPr>
+        <w:tabs>
+          <w:tab w:val="num" w:pos="6480"/>
+        </w:tabs>
+        <w:ind w:left="6480" w:hanging="360"/>
+      </w:pPr>
+      <w:rPr>
+        <w:rFonts w:ascii="Wingdings" w:hAnsi="Wingdings" w:hint="default"/>
+        <w:sz w:val="20"/>
+      </w:rPr>
+    </w:lvl>
+  </w:abstractNum>
+  <w:abstractNum w:abstractNumId="1" w15:restartNumberingAfterBreak="0">
+    <w:nsid w:val="0F927A21"/>
+    <w:multiLevelType w:val="multilevel"/>
+    <w:tmpl w:val="08AE462A"/>
+    <w:lvl w:ilvl="0">
+      <w:start w:val="1"/>
+      <w:numFmt w:val="bullet"/>
+      <w:lvlText w:val=""/>
+      <w:lvlJc w:val="left"/>
+      <w:pPr>
+        <w:tabs>
+          <w:tab w:val="num" w:pos="720"/>
+        </w:tabs>
+        <w:ind w:left="720" w:hanging="360"/>
+      </w:pPr>
+      <w:rPr>
+        <w:rFonts w:ascii="Symbol" w:hAnsi="Symbol" w:hint="default"/>
+        <w:sz w:val="20"/>
+      </w:rPr>
+    </w:lvl>
+    <w:lvl w:ilvl="1" w:tentative="1">
+      <w:start w:val="1"/>
+      <w:numFmt w:val="bullet"/>
+      <w:lvlText w:val="o"/>
+      <w:lvlJc w:val="left"/>
+      <w:pPr>
+        <w:tabs>
+          <w:tab w:val="num" w:pos="1440"/>
+        </w:tabs>
+        <w:ind w:left="1440" w:hanging="360"/>
+      </w:pPr>
+      <w:rPr>
+        <w:rFonts w:ascii="Courier New" w:hAnsi="Courier New" w:hint="default"/>
+        <w:sz w:val="20"/>
+      </w:rPr>
+    </w:lvl>
+    <w:lvl w:ilvl="2" w:tentative="1">
+      <w:start w:val="1"/>
+      <w:numFmt w:val="bullet"/>
+      <w:lvlText w:val=""/>
+      <w:lvlJc w:val="left"/>
+      <w:pPr>
+        <w:tabs>
+          <w:tab w:val="num" w:pos="2160"/>
+        </w:tabs>
+        <w:ind w:left="2160" w:hanging="360"/>
+      </w:pPr>
+      <w:rPr>
+        <w:rFonts w:ascii="Wingdings" w:hAnsi="Wingdings" w:hint="default"/>
+        <w:sz w:val="20"/>
+      </w:rPr>
+    </w:lvl>
+    <w:lvl w:ilvl="3" w:tentative="1">
+      <w:start w:val="1"/>
+      <w:numFmt w:val="bullet"/>
+      <w:lvlText w:val=""/>
+      <w:lvlJc w:val="left"/>
+      <w:pPr>
+        <w:tabs>
+          <w:tab w:val="num" w:pos="2880"/>
+        </w:tabs>
+        <w:ind w:left="2880" w:hanging="360"/>
+      </w:pPr>
+      <w:rPr>
+        <w:rFonts w:ascii="Wingdings" w:hAnsi="Wingdings" w:hint="default"/>
+        <w:sz w:val="20"/>
+      </w:rPr>
+    </w:lvl>
+    <w:lvl w:ilvl="4" w:tentative="1">
+      <w:start w:val="1"/>
+      <w:numFmt w:val="bullet"/>
+      <w:lvlText w:val=""/>
+      <w:lvlJc w:val="left"/>
+      <w:pPr>
+        <w:tabs>
+          <w:tab w:val="num" w:pos="3600"/>
+        </w:tabs>
+        <w:ind w:left="3600" w:hanging="360"/>
+      </w:pPr>
+      <w:rPr>
+        <w:rFonts w:ascii="Wingdings" w:hAnsi="Wingdings" w:hint="default"/>
+        <w:sz w:val="20"/>
+      </w:rPr>
+    </w:lvl>
+    <w:lvl w:ilvl="5" w:tentative="1">
+      <w:start w:val="1"/>
+      <w:numFmt w:val="bullet"/>
+      <w:lvlText w:val=""/>
+      <w:lvlJc w:val="left"/>
+      <w:pPr>
+        <w:tabs>
+          <w:tab w:val="num" w:pos="4320"/>
+        </w:tabs>
+        <w:ind w:left="4320" w:hanging="360"/>
+      </w:pPr>
+      <w:rPr>
+        <w:rFonts w:ascii="Wingdings" w:hAnsi="Wingdings" w:hint="default"/>
+        <w:sz w:val="20"/>
+      </w:rPr>
+    </w:lvl>
+    <w:lvl w:ilvl="6" w:tentative="1">
+      <w:start w:val="1"/>
+      <w:numFmt w:val="bullet"/>
+      <w:lvlText w:val=""/>
+      <w:lvlJc w:val="left"/>
+      <w:pPr>
+        <w:tabs>
+          <w:tab w:val="num" w:pos="5040"/>
+        </w:tabs>
+        <w:ind w:left="5040" w:hanging="360"/>
+      </w:pPr>
+      <w:rPr>
+        <w:rFonts w:ascii="Wingdings" w:hAnsi="Wingdings" w:hint="default"/>
+        <w:sz w:val="20"/>
+      </w:rPr>
+    </w:lvl>
+    <w:lvl w:ilvl="7" w:tentative="1">
+      <w:start w:val="1"/>
+      <w:numFmt w:val="bullet"/>
+      <w:lvlText w:val=""/>
+      <w:lvlJc w:val="left"/>
+      <w:pPr>
+        <w:tabs>
+          <w:tab w:val="num" w:pos="5760"/>
+        </w:tabs>
+        <w:ind w:left="5760" w:hanging="360"/>
+      </w:pPr>
+      <w:rPr>
+        <w:rFonts w:ascii="Wingdings" w:hAnsi="Wingdings" w:hint="default"/>
+        <w:sz w:val="20"/>
+      </w:rPr>
+    </w:lvl>
+    <w:lvl w:ilvl="8" w:tentative="1">
+      <w:start w:val="1"/>
+      <w:numFmt w:val="bullet"/>
+      <w:lvlText w:val=""/>
+      <w:lvlJc w:val="left"/>
+      <w:pPr>
+        <w:tabs>
+          <w:tab w:val="num" w:pos="6480"/>
+        </w:tabs>
+        <w:ind w:left="6480" w:hanging="360"/>
+      </w:pPr>
+      <w:rPr>
+        <w:rFonts w:ascii="Wingdings" w:hAnsi="Wingdings" w:hint="default"/>
+        <w:sz w:val="20"/>
+      </w:rPr>
+    </w:lvl>
+  </w:abstractNum>
+  <w:abstractNum w:abstractNumId="2" w15:restartNumberingAfterBreak="0">
+    <w:nsid w:val="18F65380"/>
+    <w:multiLevelType w:val="multilevel"/>
+    <w:tmpl w:val="396A2A9C"/>
+    <w:lvl w:ilvl="0">
+      <w:start w:val="1"/>
+      <w:numFmt w:val="bullet"/>
+      <w:lvlText w:val=""/>
+      <w:lvlJc w:val="left"/>
+      <w:pPr>
+        <w:tabs>
+          <w:tab w:val="num" w:pos="720"/>
+        </w:tabs>
+        <w:ind w:left="720" w:hanging="360"/>
+      </w:pPr>
+      <w:rPr>
+        <w:rFonts w:ascii="Symbol" w:hAnsi="Symbol" w:hint="default"/>
+        <w:sz w:val="20"/>
+      </w:rPr>
+    </w:lvl>
+    <w:lvl w:ilvl="1" w:tentative="1">
+      <w:start w:val="1"/>
+      <w:numFmt w:val="bullet"/>
+      <w:lvlText w:val="o"/>
+      <w:lvlJc w:val="left"/>
+      <w:pPr>
+        <w:tabs>
+          <w:tab w:val="num" w:pos="1440"/>
+        </w:tabs>
+        <w:ind w:left="1440" w:hanging="360"/>
+      </w:pPr>
+      <w:rPr>
+        <w:rFonts w:ascii="Courier New" w:hAnsi="Courier New" w:hint="default"/>
+        <w:sz w:val="20"/>
+      </w:rPr>
+    </w:lvl>
+    <w:lvl w:ilvl="2" w:tentative="1">
+      <w:start w:val="1"/>
+      <w:numFmt w:val="bullet"/>
+      <w:lvlText w:val=""/>
+      <w:lvlJc w:val="left"/>
+      <w:pPr>
+        <w:tabs>
+          <w:tab w:val="num" w:pos="2160"/>
+        </w:tabs>
+        <w:ind w:left="2160" w:hanging="360"/>
+      </w:pPr>
+      <w:rPr>
+        <w:rFonts w:ascii="Wingdings" w:hAnsi="Wingdings" w:hint="default"/>
+        <w:sz w:val="20"/>
+      </w:rPr>
+    </w:lvl>
+    <w:lvl w:ilvl="3" w:tentative="1">
+      <w:start w:val="1"/>
+      <w:numFmt w:val="bullet"/>
+      <w:lvlText w:val=""/>
+      <w:lvlJc w:val="left"/>
+      <w:pPr>
+        <w:tabs>
+          <w:tab w:val="num" w:pos="2880"/>
+        </w:tabs>
+        <w:ind w:left="2880" w:hanging="360"/>
+      </w:pPr>
+      <w:rPr>
+        <w:rFonts w:ascii="Wingdings" w:hAnsi="Wingdings" w:hint="default"/>
+        <w:sz w:val="20"/>
+      </w:rPr>
+    </w:lvl>
+    <w:lvl w:ilvl="4" w:tentative="1">
+      <w:start w:val="1"/>
+      <w:numFmt w:val="bullet"/>
+      <w:lvlText w:val=""/>
+      <w:lvlJc w:val="left"/>
+      <w:pPr>
+        <w:tabs>
+          <w:tab w:val="num" w:pos="3600"/>
+        </w:tabs>
+        <w:ind w:left="3600" w:hanging="360"/>
+      </w:pPr>
+      <w:rPr>
+        <w:rFonts w:ascii="Wingdings" w:hAnsi="Wingdings" w:hint="default"/>
+        <w:sz w:val="20"/>
+      </w:rPr>
+    </w:lvl>
+    <w:lvl w:ilvl="5" w:tentative="1">
+      <w:start w:val="1"/>
+      <w:numFmt w:val="bullet"/>
+      <w:lvlText w:val=""/>
+      <w:lvlJc w:val="left"/>
+      <w:pPr>
+        <w:tabs>
+          <w:tab w:val="num" w:pos="4320"/>
+        </w:tabs>
+        <w:ind w:left="4320" w:hanging="360"/>
+      </w:pPr>
+      <w:rPr>
+        <w:rFonts w:ascii="Wingdings" w:hAnsi="Wingdings" w:hint="default"/>
+        <w:sz w:val="20"/>
+      </w:rPr>
+    </w:lvl>
+    <w:lvl w:ilvl="6" w:tentative="1">
+      <w:start w:val="1"/>
+      <w:numFmt w:val="bullet"/>
+      <w:lvlText w:val=""/>
+      <w:lvlJc w:val="left"/>
+      <w:pPr>
+        <w:tabs>
+          <w:tab w:val="num" w:pos="5040"/>
+        </w:tabs>
+        <w:ind w:left="5040" w:hanging="360"/>
+      </w:pPr>
+      <w:rPr>
+        <w:rFonts w:ascii="Wingdings" w:hAnsi="Wingdings" w:hint="default"/>
+        <w:sz w:val="20"/>
+      </w:rPr>
+    </w:lvl>
+    <w:lvl w:ilvl="7" w:tentative="1">
+      <w:start w:val="1"/>
+      <w:numFmt w:val="bullet"/>
+      <w:lvlText w:val=""/>
+      <w:lvlJc w:val="left"/>
+      <w:pPr>
+        <w:tabs>
+          <w:tab w:val="num" w:pos="5760"/>
+        </w:tabs>
+        <w:ind w:left="5760" w:hanging="360"/>
+      </w:pPr>
+      <w:rPr>
+        <w:rFonts w:ascii="Wingdings" w:hAnsi="Wingdings" w:hint="default"/>
+        <w:sz w:val="20"/>
+      </w:rPr>
+    </w:lvl>
+    <w:lvl w:ilvl="8" w:tentative="1">
+      <w:start w:val="1"/>
+      <w:numFmt w:val="bullet"/>
+      <w:lvlText w:val=""/>
+      <w:lvlJc w:val="left"/>
+      <w:pPr>
+        <w:tabs>
+          <w:tab w:val="num" w:pos="6480"/>
+        </w:tabs>
+        <w:ind w:left="6480" w:hanging="360"/>
+      </w:pPr>
+      <w:rPr>
+        <w:rFonts w:ascii="Wingdings" w:hAnsi="Wingdings" w:hint="default"/>
+        <w:sz w:val="20"/>
+      </w:rPr>
+    </w:lvl>
+  </w:abstractNum>
+  <w:abstractNum w:abstractNumId="3" w15:restartNumberingAfterBreak="0">
+    <w:nsid w:val="22BB27A4"/>
+    <w:multiLevelType w:val="multilevel"/>
+    <w:tmpl w:val="E5462A48"/>
+    <w:lvl w:ilvl="0">
+      <w:start w:val="1"/>
+      <w:numFmt w:val="bullet"/>
+      <w:lvlText w:val=""/>
+      <w:lvlJc w:val="left"/>
+      <w:pPr>
+        <w:tabs>
+          <w:tab w:val="num" w:pos="720"/>
+        </w:tabs>
+        <w:ind w:left="720" w:hanging="360"/>
+      </w:pPr>
+      <w:rPr>
+        <w:rFonts w:ascii="Symbol" w:hAnsi="Symbol" w:hint="default"/>
+        <w:sz w:val="20"/>
+      </w:rPr>
+    </w:lvl>
+    <w:lvl w:ilvl="1" w:tentative="1">
+      <w:start w:val="1"/>
+      <w:numFmt w:val="bullet"/>
+      <w:lvlText w:val="o"/>
+      <w:lvlJc w:val="left"/>
+      <w:pPr>
+        <w:tabs>
+          <w:tab w:val="num" w:pos="1440"/>
+        </w:tabs>
+        <w:ind w:left="1440" w:hanging="360"/>
+      </w:pPr>
+      <w:rPr>
+        <w:rFonts w:ascii="Courier New" w:hAnsi="Courier New" w:hint="default"/>
+        <w:sz w:val="20"/>
+      </w:rPr>
+    </w:lvl>
+    <w:lvl w:ilvl="2" w:tentative="1">
+      <w:start w:val="1"/>
+      <w:numFmt w:val="bullet"/>
+      <w:lvlText w:val=""/>
+      <w:lvlJc w:val="left"/>
+      <w:pPr>
+        <w:tabs>
+          <w:tab w:val="num" w:pos="2160"/>
+        </w:tabs>
+        <w:ind w:left="2160" w:hanging="360"/>
+      </w:pPr>
+      <w:rPr>
+        <w:rFonts w:ascii="Wingdings" w:hAnsi="Wingdings" w:hint="default"/>
+        <w:sz w:val="20"/>
+      </w:rPr>
+    </w:lvl>
+    <w:lvl w:ilvl="3" w:tentative="1">
+      <w:start w:val="1"/>
+      <w:numFmt w:val="bullet"/>
+      <w:lvlText w:val=""/>
+      <w:lvlJc w:val="left"/>
+      <w:pPr>
+        <w:tabs>
+          <w:tab w:val="num" w:pos="2880"/>
+        </w:tabs>
+        <w:ind w:left="2880" w:hanging="360"/>
+      </w:pPr>
+      <w:rPr>
+        <w:rFonts w:ascii="Wingdings" w:hAnsi="Wingdings" w:hint="default"/>
+        <w:sz w:val="20"/>
+      </w:rPr>
+    </w:lvl>
+    <w:lvl w:ilvl="4" w:tentative="1">
+      <w:start w:val="1"/>
+      <w:numFmt w:val="bullet"/>
+      <w:lvlText w:val=""/>
+      <w:lvlJc w:val="left"/>
+      <w:pPr>
+        <w:tabs>
+          <w:tab w:val="num" w:pos="3600"/>
+        </w:tabs>
+        <w:ind w:left="3600" w:hanging="360"/>
+      </w:pPr>
+      <w:rPr>
+        <w:rFonts w:ascii="Wingdings" w:hAnsi="Wingdings" w:hint="default"/>
+        <w:sz w:val="20"/>
+      </w:rPr>
+    </w:lvl>
+    <w:lvl w:ilvl="5" w:tentative="1">
+      <w:start w:val="1"/>
+      <w:numFmt w:val="bullet"/>
+      <w:lvlText w:val=""/>
+      <w:lvlJc w:val="left"/>
+      <w:pPr>
+        <w:tabs>
+          <w:tab w:val="num" w:pos="4320"/>
+        </w:tabs>
+        <w:ind w:left="4320" w:hanging="360"/>
+      </w:pPr>
+      <w:rPr>
+        <w:rFonts w:ascii="Wingdings" w:hAnsi="Wingdings" w:hint="default"/>
+        <w:sz w:val="20"/>
+      </w:rPr>
+    </w:lvl>
+    <w:lvl w:ilvl="6" w:tentative="1">
+      <w:start w:val="1"/>
+      <w:numFmt w:val="bullet"/>
+      <w:lvlText w:val=""/>
+      <w:lvlJc w:val="left"/>
+      <w:pPr>
+        <w:tabs>
+          <w:tab w:val="num" w:pos="5040"/>
+        </w:tabs>
+        <w:ind w:left="5040" w:hanging="360"/>
+      </w:pPr>
+      <w:rPr>
+        <w:rFonts w:ascii="Wingdings" w:hAnsi="Wingdings" w:hint="default"/>
+        <w:sz w:val="20"/>
+      </w:rPr>
+    </w:lvl>
+    <w:lvl w:ilvl="7" w:tentative="1">
+      <w:start w:val="1"/>
+      <w:numFmt w:val="bullet"/>
+      <w:lvlText w:val=""/>
+      <w:lvlJc w:val="left"/>
+      <w:pPr>
+        <w:tabs>
+          <w:tab w:val="num" w:pos="5760"/>
+        </w:tabs>
+        <w:ind w:left="5760" w:hanging="360"/>
+      </w:pPr>
+      <w:rPr>
+        <w:rFonts w:ascii="Wingdings" w:hAnsi="Wingdings" w:hint="default"/>
+        <w:sz w:val="20"/>
+      </w:rPr>
+    </w:lvl>
+    <w:lvl w:ilvl="8" w:tentative="1">
+      <w:start w:val="1"/>
+      <w:numFmt w:val="bullet"/>
+      <w:lvlText w:val=""/>
+      <w:lvlJc w:val="left"/>
+      <w:pPr>
+        <w:tabs>
+          <w:tab w:val="num" w:pos="6480"/>
+        </w:tabs>
+        <w:ind w:left="6480" w:hanging="360"/>
+      </w:pPr>
+      <w:rPr>
+        <w:rFonts w:ascii="Wingdings" w:hAnsi="Wingdings" w:hint="default"/>
+        <w:sz w:val="20"/>
+      </w:rPr>
+    </w:lvl>
+  </w:abstractNum>
+  <w:abstractNum w:abstractNumId="4" w15:restartNumberingAfterBreak="0">
+    <w:nsid w:val="2A92522F"/>
+    <w:multiLevelType w:val="multilevel"/>
+    <w:tmpl w:val="5DF863DE"/>
+    <w:lvl w:ilvl="0">
+      <w:start w:val="1"/>
+      <w:numFmt w:val="bullet"/>
+      <w:lvlText w:val=""/>
+      <w:lvlJc w:val="left"/>
+      <w:pPr>
+        <w:tabs>
+          <w:tab w:val="num" w:pos="720"/>
+        </w:tabs>
+        <w:ind w:left="720" w:hanging="360"/>
+      </w:pPr>
+      <w:rPr>
+        <w:rFonts w:ascii="Symbol" w:hAnsi="Symbol" w:hint="default"/>
+        <w:sz w:val="20"/>
+      </w:rPr>
+    </w:lvl>
+    <w:lvl w:ilvl="1" w:tentative="1">
+      <w:start w:val="1"/>
+      <w:numFmt w:val="bullet"/>
+      <w:lvlText w:val="o"/>
+      <w:lvlJc w:val="left"/>
+      <w:pPr>
+        <w:tabs>
+          <w:tab w:val="num" w:pos="1440"/>
+        </w:tabs>
+        <w:ind w:left="1440" w:hanging="360"/>
+      </w:pPr>
+      <w:rPr>
+        <w:rFonts w:ascii="Courier New" w:hAnsi="Courier New" w:hint="default"/>
+        <w:sz w:val="20"/>
+      </w:rPr>
+    </w:lvl>
+    <w:lvl w:ilvl="2" w:tentative="1">
+      <w:start w:val="1"/>
+      <w:numFmt w:val="bullet"/>
+      <w:lvlText w:val=""/>
+      <w:lvlJc w:val="left"/>
+      <w:pPr>
+        <w:tabs>
+          <w:tab w:val="num" w:pos="2160"/>
+        </w:tabs>
+        <w:ind w:left="2160" w:hanging="360"/>
+      </w:pPr>
+      <w:rPr>
+        <w:rFonts w:ascii="Wingdings" w:hAnsi="Wingdings" w:hint="default"/>
+        <w:sz w:val="20"/>
+      </w:rPr>
+    </w:lvl>
+    <w:lvl w:ilvl="3" w:tentative="1">
+      <w:start w:val="1"/>
+      <w:numFmt w:val="bullet"/>
+      <w:lvlText w:val=""/>
+      <w:lvlJc w:val="left"/>
+      <w:pPr>
+        <w:tabs>
+          <w:tab w:val="num" w:pos="2880"/>
+        </w:tabs>
+        <w:ind w:left="2880" w:hanging="360"/>
+      </w:pPr>
+      <w:rPr>
+        <w:rFonts w:ascii="Wingdings" w:hAnsi="Wingdings" w:hint="default"/>
+        <w:sz w:val="20"/>
+      </w:rPr>
+    </w:lvl>
+    <w:lvl w:ilvl="4" w:tentative="1">
+      <w:start w:val="1"/>
+      <w:numFmt w:val="bullet"/>
+      <w:lvlText w:val=""/>
+      <w:lvlJc w:val="left"/>
+      <w:pPr>
+        <w:tabs>
+          <w:tab w:val="num" w:pos="3600"/>
+        </w:tabs>
+        <w:ind w:left="3600" w:hanging="360"/>
+      </w:pPr>
+      <w:rPr>
+        <w:rFonts w:ascii="Wingdings" w:hAnsi="Wingdings" w:hint="default"/>
+        <w:sz w:val="20"/>
+      </w:rPr>
+    </w:lvl>
+    <w:lvl w:ilvl="5" w:tentative="1">
+      <w:start w:val="1"/>
+      <w:numFmt w:val="bullet"/>
+      <w:lvlText w:val=""/>
+      <w:lvlJc w:val="left"/>
+      <w:pPr>
+        <w:tabs>
+          <w:tab w:val="num" w:pos="4320"/>
+        </w:tabs>
+        <w:ind w:left="4320" w:hanging="360"/>
+      </w:pPr>
+      <w:rPr>
+        <w:rFonts w:ascii="Wingdings" w:hAnsi="Wingdings" w:hint="default"/>
+        <w:sz w:val="20"/>
+      </w:rPr>
+    </w:lvl>
+    <w:lvl w:ilvl="6" w:tentative="1">
+      <w:start w:val="1"/>
+      <w:numFmt w:val="bullet"/>
+      <w:lvlText w:val=""/>
+      <w:lvlJc w:val="left"/>
+      <w:pPr>
+        <w:tabs>
+          <w:tab w:val="num" w:pos="5040"/>
+        </w:tabs>
+        <w:ind w:left="5040" w:hanging="360"/>
+      </w:pPr>
+      <w:rPr>
+        <w:rFonts w:ascii="Wingdings" w:hAnsi="Wingdings" w:hint="default"/>
+        <w:sz w:val="20"/>
+      </w:rPr>
+    </w:lvl>
+    <w:lvl w:ilvl="7" w:tentative="1">
+      <w:start w:val="1"/>
+      <w:numFmt w:val="bullet"/>
+      <w:lvlText w:val=""/>
+      <w:lvlJc w:val="left"/>
+      <w:pPr>
+        <w:tabs>
+          <w:tab w:val="num" w:pos="5760"/>
+        </w:tabs>
+        <w:ind w:left="5760" w:hanging="360"/>
+      </w:pPr>
+      <w:rPr>
+        <w:rFonts w:ascii="Wingdings" w:hAnsi="Wingdings" w:hint="default"/>
+        <w:sz w:val="20"/>
+      </w:rPr>
+    </w:lvl>
+    <w:lvl w:ilvl="8" w:tentative="1">
+      <w:start w:val="1"/>
+      <w:numFmt w:val="bullet"/>
+      <w:lvlText w:val=""/>
+      <w:lvlJc w:val="left"/>
+      <w:pPr>
+        <w:tabs>
+          <w:tab w:val="num" w:pos="6480"/>
+        </w:tabs>
+        <w:ind w:left="6480" w:hanging="360"/>
+      </w:pPr>
+      <w:rPr>
+        <w:rFonts w:ascii="Wingdings" w:hAnsi="Wingdings" w:hint="default"/>
+        <w:sz w:val="20"/>
+      </w:rPr>
+    </w:lvl>
+  </w:abstractNum>
+  <w:abstractNum w:abstractNumId="5" w15:restartNumberingAfterBreak="0">
+    <w:nsid w:val="31C50843"/>
+    <w:multiLevelType w:val="multilevel"/>
+    <w:tmpl w:val="6B96FB72"/>
+    <w:lvl w:ilvl="0">
+      <w:start w:val="1"/>
+      <w:numFmt w:val="bullet"/>
+      <w:lvlText w:val=""/>
+      <w:lvlJc w:val="left"/>
+      <w:pPr>
+        <w:tabs>
+          <w:tab w:val="num" w:pos="720"/>
+        </w:tabs>
+        <w:ind w:left="720" w:hanging="360"/>
+      </w:pPr>
+      <w:rPr>
+        <w:rFonts w:ascii="Symbol" w:hAnsi="Symbol" w:hint="default"/>
+        <w:sz w:val="20"/>
+      </w:rPr>
+    </w:lvl>
+    <w:lvl w:ilvl="1" w:tentative="1">
+      <w:start w:val="1"/>
+      <w:numFmt w:val="bullet"/>
+      <w:lvlText w:val="o"/>
+      <w:lvlJc w:val="left"/>
+      <w:pPr>
+        <w:tabs>
+          <w:tab w:val="num" w:pos="1440"/>
+        </w:tabs>
+        <w:ind w:left="1440" w:hanging="360"/>
+      </w:pPr>
+      <w:rPr>
+        <w:rFonts w:ascii="Courier New" w:hAnsi="Courier New" w:hint="default"/>
+        <w:sz w:val="20"/>
+      </w:rPr>
+    </w:lvl>
+    <w:lvl w:ilvl="2" w:tentative="1">
+      <w:start w:val="1"/>
+      <w:numFmt w:val="bullet"/>
+      <w:lvlText w:val=""/>
+      <w:lvlJc w:val="left"/>
+      <w:pPr>
+        <w:tabs>
+          <w:tab w:val="num" w:pos="2160"/>
+        </w:tabs>
+        <w:ind w:left="2160" w:hanging="360"/>
+      </w:pPr>
+      <w:rPr>
+        <w:rFonts w:ascii="Wingdings" w:hAnsi="Wingdings" w:hint="default"/>
+        <w:sz w:val="20"/>
+      </w:rPr>
+    </w:lvl>
+    <w:lvl w:ilvl="3" w:tentative="1">
+      <w:start w:val="1"/>
+      <w:numFmt w:val="bullet"/>
+      <w:lvlText w:val=""/>
+      <w:lvlJc w:val="left"/>
+      <w:pPr>
+        <w:tabs>
+          <w:tab w:val="num" w:pos="2880"/>
+        </w:tabs>
+        <w:ind w:left="2880" w:hanging="360"/>
+      </w:pPr>
+      <w:rPr>
+        <w:rFonts w:ascii="Wingdings" w:hAnsi="Wingdings" w:hint="default"/>
+        <w:sz w:val="20"/>
+      </w:rPr>
+    </w:lvl>
+    <w:lvl w:ilvl="4" w:tentative="1">
+      <w:start w:val="1"/>
+      <w:numFmt w:val="bullet"/>
+      <w:lvlText w:val=""/>
+      <w:lvlJc w:val="left"/>
+      <w:pPr>
+        <w:tabs>
+          <w:tab w:val="num" w:pos="3600"/>
+        </w:tabs>
+        <w:ind w:left="3600" w:hanging="360"/>
+      </w:pPr>
+      <w:rPr>
+        <w:rFonts w:ascii="Wingdings" w:hAnsi="Wingdings" w:hint="default"/>
+        <w:sz w:val="20"/>
+      </w:rPr>
+    </w:lvl>
+    <w:lvl w:ilvl="5" w:tentative="1">
+      <w:start w:val="1"/>
+      <w:numFmt w:val="bullet"/>
+      <w:lvlText w:val=""/>
+      <w:lvlJc w:val="left"/>
+      <w:pPr>
+        <w:tabs>
+          <w:tab w:val="num" w:pos="4320"/>
+        </w:tabs>
+        <w:ind w:left="4320" w:hanging="360"/>
+      </w:pPr>
+      <w:rPr>
+        <w:rFonts w:ascii="Wingdings" w:hAnsi="Wingdings" w:hint="default"/>
+        <w:sz w:val="20"/>
+      </w:rPr>
+    </w:lvl>
+    <w:lvl w:ilvl="6" w:tentative="1">
+      <w:start w:val="1"/>
+      <w:numFmt w:val="bullet"/>
+      <w:lvlText w:val=""/>
+      <w:lvlJc w:val="left"/>
+      <w:pPr>
+        <w:tabs>
+          <w:tab w:val="num" w:pos="5040"/>
+        </w:tabs>
+        <w:ind w:left="5040" w:hanging="360"/>
+      </w:pPr>
+      <w:rPr>
+        <w:rFonts w:ascii="Wingdings" w:hAnsi="Wingdings" w:hint="default"/>
+        <w:sz w:val="20"/>
+      </w:rPr>
+    </w:lvl>
+    <w:lvl w:ilvl="7" w:tentative="1">
+      <w:start w:val="1"/>
+      <w:numFmt w:val="bullet"/>
+      <w:lvlText w:val=""/>
+      <w:lvlJc w:val="left"/>
+      <w:pPr>
+        <w:tabs>
+          <w:tab w:val="num" w:pos="5760"/>
+        </w:tabs>
+        <w:ind w:left="5760" w:hanging="360"/>
+      </w:pPr>
+      <w:rPr>
+        <w:rFonts w:ascii="Wingdings" w:hAnsi="Wingdings" w:hint="default"/>
+        <w:sz w:val="20"/>
+      </w:rPr>
+    </w:lvl>
+    <w:lvl w:ilvl="8" w:tentative="1">
+      <w:start w:val="1"/>
+      <w:numFmt w:val="bullet"/>
+      <w:lvlText w:val=""/>
+      <w:lvlJc w:val="left"/>
+      <w:pPr>
+        <w:tabs>
+          <w:tab w:val="num" w:pos="6480"/>
+        </w:tabs>
+        <w:ind w:left="6480" w:hanging="360"/>
+      </w:pPr>
+      <w:rPr>
+        <w:rFonts w:ascii="Wingdings" w:hAnsi="Wingdings" w:hint="default"/>
+        <w:sz w:val="20"/>
+      </w:rPr>
+    </w:lvl>
+  </w:abstractNum>
+  <w:abstractNum w:abstractNumId="6" w15:restartNumberingAfterBreak="0">
+    <w:nsid w:val="448F6951"/>
+    <w:multiLevelType w:val="multilevel"/>
+    <w:tmpl w:val="216C8B70"/>
+    <w:lvl w:ilvl="0">
+      <w:start w:val="1"/>
+      <w:numFmt w:val="bullet"/>
+      <w:lvlText w:val=""/>
+      <w:lvlJc w:val="left"/>
+      <w:pPr>
+        <w:tabs>
+          <w:tab w:val="num" w:pos="720"/>
+        </w:tabs>
+        <w:ind w:left="720" w:hanging="360"/>
+      </w:pPr>
+      <w:rPr>
+        <w:rFonts w:ascii="Symbol" w:hAnsi="Symbol" w:hint="default"/>
+        <w:sz w:val="20"/>
+      </w:rPr>
+    </w:lvl>
+    <w:lvl w:ilvl="1" w:tentative="1">
+      <w:start w:val="1"/>
+      <w:numFmt w:val="bullet"/>
+      <w:lvlText w:val="o"/>
+      <w:lvlJc w:val="left"/>
+      <w:pPr>
+        <w:tabs>
+          <w:tab w:val="num" w:pos="1440"/>
+        </w:tabs>
+        <w:ind w:left="1440" w:hanging="360"/>
+      </w:pPr>
+      <w:rPr>
+        <w:rFonts w:ascii="Courier New" w:hAnsi="Courier New" w:hint="default"/>
+        <w:sz w:val="20"/>
+      </w:rPr>
+    </w:lvl>
+    <w:lvl w:ilvl="2" w:tentative="1">
+      <w:start w:val="1"/>
+      <w:numFmt w:val="bullet"/>
+      <w:lvlText w:val=""/>
+      <w:lvlJc w:val="left"/>
+      <w:pPr>
+        <w:tabs>
+          <w:tab w:val="num" w:pos="2160"/>
+        </w:tabs>
+        <w:ind w:left="2160" w:hanging="360"/>
+      </w:pPr>
+      <w:rPr>
+        <w:rFonts w:ascii="Wingdings" w:hAnsi="Wingdings" w:hint="default"/>
+        <w:sz w:val="20"/>
+      </w:rPr>
+    </w:lvl>
+    <w:lvl w:ilvl="3" w:tentative="1">
+      <w:start w:val="1"/>
+      <w:numFmt w:val="bullet"/>
+      <w:lvlText w:val=""/>
+      <w:lvlJc w:val="left"/>
+      <w:pPr>
+        <w:tabs>
+          <w:tab w:val="num" w:pos="2880"/>
+        </w:tabs>
+        <w:ind w:left="2880" w:hanging="360"/>
+      </w:pPr>
+      <w:rPr>
+        <w:rFonts w:ascii="Wingdings" w:hAnsi="Wingdings" w:hint="default"/>
+        <w:sz w:val="20"/>
+      </w:rPr>
+    </w:lvl>
+    <w:lvl w:ilvl="4" w:tentative="1">
+      <w:start w:val="1"/>
+      <w:numFmt w:val="bullet"/>
+      <w:lvlText w:val=""/>
+      <w:lvlJc w:val="left"/>
+      <w:pPr>
+        <w:tabs>
+          <w:tab w:val="num" w:pos="3600"/>
+        </w:tabs>
+        <w:ind w:left="3600" w:hanging="360"/>
+      </w:pPr>
+      <w:rPr>
+        <w:rFonts w:ascii="Wingdings" w:hAnsi="Wingdings" w:hint="default"/>
+        <w:sz w:val="20"/>
+      </w:rPr>
+    </w:lvl>
+    <w:lvl w:ilvl="5" w:tentative="1">
+      <w:start w:val="1"/>
+      <w:numFmt w:val="bullet"/>
+      <w:lvlText w:val=""/>
+      <w:lvlJc w:val="left"/>
+      <w:pPr>
+        <w:tabs>
+          <w:tab w:val="num" w:pos="4320"/>
+        </w:tabs>
+        <w:ind w:left="4320" w:hanging="360"/>
+      </w:pPr>
+      <w:rPr>
+        <w:rFonts w:ascii="Wingdings" w:hAnsi="Wingdings" w:hint="default"/>
+        <w:sz w:val="20"/>
+      </w:rPr>
+    </w:lvl>
+    <w:lvl w:ilvl="6" w:tentative="1">
+      <w:start w:val="1"/>
+      <w:numFmt w:val="bullet"/>
+      <w:lvlText w:val=""/>
+      <w:lvlJc w:val="left"/>
+      <w:pPr>
+        <w:tabs>
+          <w:tab w:val="num" w:pos="5040"/>
+        </w:tabs>
+        <w:ind w:left="5040" w:hanging="360"/>
+      </w:pPr>
+      <w:rPr>
+        <w:rFonts w:ascii="Wingdings" w:hAnsi="Wingdings" w:hint="default"/>
+        <w:sz w:val="20"/>
+      </w:rPr>
+    </w:lvl>
+    <w:lvl w:ilvl="7" w:tentative="1">
+      <w:start w:val="1"/>
+      <w:numFmt w:val="bullet"/>
+      <w:lvlText w:val=""/>
+      <w:lvlJc w:val="left"/>
+      <w:pPr>
+        <w:tabs>
+          <w:tab w:val="num" w:pos="5760"/>
+        </w:tabs>
+        <w:ind w:left="5760" w:hanging="360"/>
+      </w:pPr>
+      <w:rPr>
+        <w:rFonts w:ascii="Wingdings" w:hAnsi="Wingdings" w:hint="default"/>
+        <w:sz w:val="20"/>
+      </w:rPr>
+    </w:lvl>
+    <w:lvl w:ilvl="8" w:tentative="1">
+      <w:start w:val="1"/>
+      <w:numFmt w:val="bullet"/>
+      <w:lvlText w:val=""/>
+      <w:lvlJc w:val="left"/>
+      <w:pPr>
+        <w:tabs>
+          <w:tab w:val="num" w:pos="6480"/>
+        </w:tabs>
+        <w:ind w:left="6480" w:hanging="360"/>
+      </w:pPr>
+      <w:rPr>
+        <w:rFonts w:ascii="Wingdings" w:hAnsi="Wingdings" w:hint="default"/>
+        <w:sz w:val="20"/>
+      </w:rPr>
+    </w:lvl>
+  </w:abstractNum>
+  <w:abstractNum w:abstractNumId="7" w15:restartNumberingAfterBreak="0">
+    <w:nsid w:val="45D01143"/>
+    <w:multiLevelType w:val="multilevel"/>
+    <w:tmpl w:val="B950D47C"/>
+    <w:lvl w:ilvl="0">
+      <w:start w:val="1"/>
+      <w:numFmt w:val="bullet"/>
+      <w:lvlText w:val=""/>
+      <w:lvlJc w:val="left"/>
+      <w:pPr>
+        <w:tabs>
+          <w:tab w:val="num" w:pos="720"/>
+        </w:tabs>
+        <w:ind w:left="720" w:hanging="360"/>
+      </w:pPr>
+      <w:rPr>
+        <w:rFonts w:ascii="Symbol" w:hAnsi="Symbol" w:hint="default"/>
+        <w:sz w:val="20"/>
+      </w:rPr>
+    </w:lvl>
+    <w:lvl w:ilvl="1" w:tentative="1">
+      <w:start w:val="1"/>
+      <w:numFmt w:val="bullet"/>
+      <w:lvlText w:val="o"/>
+      <w:lvlJc w:val="left"/>
+      <w:pPr>
+        <w:tabs>
+          <w:tab w:val="num" w:pos="1440"/>
+        </w:tabs>
+        <w:ind w:left="1440" w:hanging="360"/>
+      </w:pPr>
+      <w:rPr>
+        <w:rFonts w:ascii="Courier New" w:hAnsi="Courier New" w:hint="default"/>
+        <w:sz w:val="20"/>
+      </w:rPr>
+    </w:lvl>
+    <w:lvl w:ilvl="2" w:tentative="1">
+      <w:start w:val="1"/>
+      <w:numFmt w:val="bullet"/>
+      <w:lvlText w:val=""/>
+      <w:lvlJc w:val="left"/>
+      <w:pPr>
+        <w:tabs>
+          <w:tab w:val="num" w:pos="2160"/>
+        </w:tabs>
+        <w:ind w:left="2160" w:hanging="360"/>
+      </w:pPr>
+      <w:rPr>
+        <w:rFonts w:ascii="Wingdings" w:hAnsi="Wingdings" w:hint="default"/>
+        <w:sz w:val="20"/>
+      </w:rPr>
+    </w:lvl>
+    <w:lvl w:ilvl="3" w:tentative="1">
+      <w:start w:val="1"/>
+      <w:numFmt w:val="bullet"/>
+      <w:lvlText w:val=""/>
+      <w:lvlJc w:val="left"/>
+      <w:pPr>
+        <w:tabs>
+          <w:tab w:val="num" w:pos="2880"/>
+        </w:tabs>
+        <w:ind w:left="2880" w:hanging="360"/>
+      </w:pPr>
+      <w:rPr>
+        <w:rFonts w:ascii="Wingdings" w:hAnsi="Wingdings" w:hint="default"/>
+        <w:sz w:val="20"/>
+      </w:rPr>
+    </w:lvl>
+    <w:lvl w:ilvl="4" w:tentative="1">
+      <w:start w:val="1"/>
+      <w:numFmt w:val="bullet"/>
+      <w:lvlText w:val=""/>
+      <w:lvlJc w:val="left"/>
+      <w:pPr>
+        <w:tabs>
+          <w:tab w:val="num" w:pos="3600"/>
+        </w:tabs>
+        <w:ind w:left="3600" w:hanging="360"/>
+      </w:pPr>
+      <w:rPr>
+        <w:rFonts w:ascii="Wingdings" w:hAnsi="Wingdings" w:hint="default"/>
+        <w:sz w:val="20"/>
+      </w:rPr>
+    </w:lvl>
+    <w:lvl w:ilvl="5" w:tentative="1">
+      <w:start w:val="1"/>
+      <w:numFmt w:val="bullet"/>
+      <w:lvlText w:val=""/>
+      <w:lvlJc w:val="left"/>
+      <w:pPr>
+        <w:tabs>
+          <w:tab w:val="num" w:pos="4320"/>
+        </w:tabs>
+        <w:ind w:left="4320" w:hanging="360"/>
+      </w:pPr>
+      <w:rPr>
+        <w:rFonts w:ascii="Wingdings" w:hAnsi="Wingdings" w:hint="default"/>
+        <w:sz w:val="20"/>
+      </w:rPr>
+    </w:lvl>
+    <w:lvl w:ilvl="6" w:tentative="1">
+      <w:start w:val="1"/>
+      <w:numFmt w:val="bullet"/>
+      <w:lvlText w:val=""/>
+      <w:lvlJc w:val="left"/>
+      <w:pPr>
+        <w:tabs>
+          <w:tab w:val="num" w:pos="5040"/>
+        </w:tabs>
+        <w:ind w:left="5040" w:hanging="360"/>
+      </w:pPr>
+      <w:rPr>
+        <w:rFonts w:ascii="Wingdings" w:hAnsi="Wingdings" w:hint="default"/>
+        <w:sz w:val="20"/>
+      </w:rPr>
+    </w:lvl>
+    <w:lvl w:ilvl="7" w:tentative="1">
+      <w:start w:val="1"/>
+      <w:numFmt w:val="bullet"/>
+      <w:lvlText w:val=""/>
+      <w:lvlJc w:val="left"/>
+      <w:pPr>
+        <w:tabs>
+          <w:tab w:val="num" w:pos="5760"/>
+        </w:tabs>
+        <w:ind w:left="5760" w:hanging="360"/>
+      </w:pPr>
+      <w:rPr>
+        <w:rFonts w:ascii="Wingdings" w:hAnsi="Wingdings" w:hint="default"/>
+        <w:sz w:val="20"/>
+      </w:rPr>
+    </w:lvl>
+    <w:lvl w:ilvl="8" w:tentative="1">
+      <w:start w:val="1"/>
+      <w:numFmt w:val="bullet"/>
+      <w:lvlText w:val=""/>
+      <w:lvlJc w:val="left"/>
+      <w:pPr>
+        <w:tabs>
+          <w:tab w:val="num" w:pos="6480"/>
+        </w:tabs>
+        <w:ind w:left="6480" w:hanging="360"/>
+      </w:pPr>
+      <w:rPr>
+        <w:rFonts w:ascii="Wingdings" w:hAnsi="Wingdings" w:hint="default"/>
+        <w:sz w:val="20"/>
+      </w:rPr>
+    </w:lvl>
+  </w:abstractNum>
+  <w:abstractNum w:abstractNumId="8" w15:restartNumberingAfterBreak="0">
+    <w:nsid w:val="46806299"/>
+    <w:multiLevelType w:val="multilevel"/>
+    <w:tmpl w:val="BD9A3AF6"/>
+    <w:lvl w:ilvl="0">
+      <w:start w:val="1"/>
+      <w:numFmt w:val="bullet"/>
+      <w:lvlText w:val=""/>
+      <w:lvlJc w:val="left"/>
+      <w:pPr>
+        <w:tabs>
+          <w:tab w:val="num" w:pos="720"/>
+        </w:tabs>
+        <w:ind w:left="720" w:hanging="360"/>
+      </w:pPr>
+      <w:rPr>
+        <w:rFonts w:ascii="Symbol" w:hAnsi="Symbol" w:hint="default"/>
+        <w:sz w:val="20"/>
+      </w:rPr>
+    </w:lvl>
+    <w:lvl w:ilvl="1" w:tentative="1">
+      <w:start w:val="1"/>
+      <w:numFmt w:val="bullet"/>
+      <w:lvlText w:val="o"/>
+      <w:lvlJc w:val="left"/>
+      <w:pPr>
+        <w:tabs>
+          <w:tab w:val="num" w:pos="1440"/>
+        </w:tabs>
+        <w:ind w:left="1440" w:hanging="360"/>
+      </w:pPr>
+      <w:rPr>
+        <w:rFonts w:ascii="Courier New" w:hAnsi="Courier New" w:hint="default"/>
+        <w:sz w:val="20"/>
+      </w:rPr>
+    </w:lvl>
+    <w:lvl w:ilvl="2" w:tentative="1">
+      <w:start w:val="1"/>
+      <w:numFmt w:val="bullet"/>
+      <w:lvlText w:val=""/>
+      <w:lvlJc w:val="left"/>
+      <w:pPr>
+        <w:tabs>
+          <w:tab w:val="num" w:pos="2160"/>
+        </w:tabs>
+        <w:ind w:left="2160" w:hanging="360"/>
+      </w:pPr>
+      <w:rPr>
+        <w:rFonts w:ascii="Wingdings" w:hAnsi="Wingdings" w:hint="default"/>
+        <w:sz w:val="20"/>
+      </w:rPr>
+    </w:lvl>
+    <w:lvl w:ilvl="3" w:tentative="1">
+      <w:start w:val="1"/>
+      <w:numFmt w:val="bullet"/>
+      <w:lvlText w:val=""/>
+      <w:lvlJc w:val="left"/>
+      <w:pPr>
+        <w:tabs>
+          <w:tab w:val="num" w:pos="2880"/>
+        </w:tabs>
+        <w:ind w:left="2880" w:hanging="360"/>
+      </w:pPr>
+      <w:rPr>
+        <w:rFonts w:ascii="Wingdings" w:hAnsi="Wingdings" w:hint="default"/>
+        <w:sz w:val="20"/>
+      </w:rPr>
+    </w:lvl>
+    <w:lvl w:ilvl="4" w:tentative="1">
+      <w:start w:val="1"/>
+      <w:numFmt w:val="bullet"/>
+      <w:lvlText w:val=""/>
+      <w:lvlJc w:val="left"/>
+      <w:pPr>
+        <w:tabs>
+          <w:tab w:val="num" w:pos="3600"/>
+        </w:tabs>
+        <w:ind w:left="3600" w:hanging="360"/>
+      </w:pPr>
+      <w:rPr>
+        <w:rFonts w:ascii="Wingdings" w:hAnsi="Wingdings" w:hint="default"/>
+        <w:sz w:val="20"/>
+      </w:rPr>
+    </w:lvl>
+    <w:lvl w:ilvl="5" w:tentative="1">
+      <w:start w:val="1"/>
+      <w:numFmt w:val="bullet"/>
+      <w:lvlText w:val=""/>
+      <w:lvlJc w:val="left"/>
+      <w:pPr>
+        <w:tabs>
+          <w:tab w:val="num" w:pos="4320"/>
+        </w:tabs>
+        <w:ind w:left="4320" w:hanging="360"/>
+      </w:pPr>
+      <w:rPr>
+        <w:rFonts w:ascii="Wingdings" w:hAnsi="Wingdings" w:hint="default"/>
+        <w:sz w:val="20"/>
+      </w:rPr>
+    </w:lvl>
+    <w:lvl w:ilvl="6" w:tentative="1">
+      <w:start w:val="1"/>
+      <w:numFmt w:val="bullet"/>
+      <w:lvlText w:val=""/>
+      <w:lvlJc w:val="left"/>
+      <w:pPr>
+        <w:tabs>
+          <w:tab w:val="num" w:pos="5040"/>
+        </w:tabs>
+        <w:ind w:left="5040" w:hanging="360"/>
+      </w:pPr>
+      <w:rPr>
+        <w:rFonts w:ascii="Wingdings" w:hAnsi="Wingdings" w:hint="default"/>
+        <w:sz w:val="20"/>
+      </w:rPr>
+    </w:lvl>
+    <w:lvl w:ilvl="7" w:tentative="1">
+      <w:start w:val="1"/>
+      <w:numFmt w:val="bullet"/>
+      <w:lvlText w:val=""/>
+      <w:lvlJc w:val="left"/>
+      <w:pPr>
+        <w:tabs>
+          <w:tab w:val="num" w:pos="5760"/>
+        </w:tabs>
+        <w:ind w:left="5760" w:hanging="360"/>
+      </w:pPr>
+      <w:rPr>
+        <w:rFonts w:ascii="Wingdings" w:hAnsi="Wingdings" w:hint="default"/>
+        <w:sz w:val="20"/>
+      </w:rPr>
+    </w:lvl>
+    <w:lvl w:ilvl="8" w:tentative="1">
+      <w:start w:val="1"/>
+      <w:numFmt w:val="bullet"/>
+      <w:lvlText w:val=""/>
+      <w:lvlJc w:val="left"/>
+      <w:pPr>
+        <w:tabs>
+          <w:tab w:val="num" w:pos="6480"/>
+        </w:tabs>
+        <w:ind w:left="6480" w:hanging="360"/>
+      </w:pPr>
+      <w:rPr>
+        <w:rFonts w:ascii="Wingdings" w:hAnsi="Wingdings" w:hint="default"/>
+        <w:sz w:val="20"/>
+      </w:rPr>
+    </w:lvl>
+  </w:abstractNum>
+  <w:abstractNum w:abstractNumId="9" w15:restartNumberingAfterBreak="0">
+    <w:nsid w:val="54477426"/>
+    <w:multiLevelType w:val="multilevel"/>
+    <w:tmpl w:val="28B86DE8"/>
+    <w:lvl w:ilvl="0">
+      <w:start w:val="1"/>
+      <w:numFmt w:val="bullet"/>
+      <w:lvlText w:val=""/>
+      <w:lvlJc w:val="left"/>
+      <w:pPr>
+        <w:tabs>
+          <w:tab w:val="num" w:pos="720"/>
+        </w:tabs>
+        <w:ind w:left="720" w:hanging="360"/>
+      </w:pPr>
+      <w:rPr>
+        <w:rFonts w:ascii="Symbol" w:hAnsi="Symbol" w:hint="default"/>
+        <w:sz w:val="20"/>
+      </w:rPr>
+    </w:lvl>
+    <w:lvl w:ilvl="1" w:tentative="1">
+      <w:start w:val="1"/>
+      <w:numFmt w:val="bullet"/>
+      <w:lvlText w:val="o"/>
+      <w:lvlJc w:val="left"/>
+      <w:pPr>
+        <w:tabs>
+          <w:tab w:val="num" w:pos="1440"/>
+        </w:tabs>
+        <w:ind w:left="1440" w:hanging="360"/>
+      </w:pPr>
+      <w:rPr>
+        <w:rFonts w:ascii="Courier New" w:hAnsi="Courier New" w:hint="default"/>
+        <w:sz w:val="20"/>
+      </w:rPr>
+    </w:lvl>
+    <w:lvl w:ilvl="2" w:tentative="1">
+      <w:start w:val="1"/>
+      <w:numFmt w:val="bullet"/>
+      <w:lvlText w:val=""/>
+      <w:lvlJc w:val="left"/>
+      <w:pPr>
+        <w:tabs>
+          <w:tab w:val="num" w:pos="2160"/>
+        </w:tabs>
+        <w:ind w:left="2160" w:hanging="360"/>
+      </w:pPr>
+      <w:rPr>
+        <w:rFonts w:ascii="Wingdings" w:hAnsi="Wingdings" w:hint="default"/>
+        <w:sz w:val="20"/>
+      </w:rPr>
+    </w:lvl>
+    <w:lvl w:ilvl="3" w:tentative="1">
+      <w:start w:val="1"/>
+      <w:numFmt w:val="bullet"/>
+      <w:lvlText w:val=""/>
+      <w:lvlJc w:val="left"/>
+      <w:pPr>
+        <w:tabs>
+          <w:tab w:val="num" w:pos="2880"/>
+        </w:tabs>
+        <w:ind w:left="2880" w:hanging="360"/>
+      </w:pPr>
+      <w:rPr>
+        <w:rFonts w:ascii="Wingdings" w:hAnsi="Wingdings" w:hint="default"/>
+        <w:sz w:val="20"/>
+      </w:rPr>
+    </w:lvl>
+    <w:lvl w:ilvl="4" w:tentative="1">
+      <w:start w:val="1"/>
+      <w:numFmt w:val="bullet"/>
+      <w:lvlText w:val=""/>
+      <w:lvlJc w:val="left"/>
+      <w:pPr>
+        <w:tabs>
+          <w:tab w:val="num" w:pos="3600"/>
+        </w:tabs>
+        <w:ind w:left="3600" w:hanging="360"/>
+      </w:pPr>
+      <w:rPr>
+        <w:rFonts w:ascii="Wingdings" w:hAnsi="Wingdings" w:hint="default"/>
+        <w:sz w:val="20"/>
+      </w:rPr>
+    </w:lvl>
+    <w:lvl w:ilvl="5" w:tentative="1">
+      <w:start w:val="1"/>
+      <w:numFmt w:val="bullet"/>
+      <w:lvlText w:val=""/>
+      <w:lvlJc w:val="left"/>
+      <w:pPr>
+        <w:tabs>
+          <w:tab w:val="num" w:pos="4320"/>
+        </w:tabs>
+        <w:ind w:left="4320" w:hanging="360"/>
+      </w:pPr>
+      <w:rPr>
+        <w:rFonts w:ascii="Wingdings" w:hAnsi="Wingdings" w:hint="default"/>
+        <w:sz w:val="20"/>
+      </w:rPr>
+    </w:lvl>
+    <w:lvl w:ilvl="6" w:tentative="1">
+      <w:start w:val="1"/>
+      <w:numFmt w:val="bullet"/>
+      <w:lvlText w:val=""/>
+      <w:lvlJc w:val="left"/>
+      <w:pPr>
+        <w:tabs>
+          <w:tab w:val="num" w:pos="5040"/>
+        </w:tabs>
+        <w:ind w:left="5040" w:hanging="360"/>
+      </w:pPr>
+      <w:rPr>
+        <w:rFonts w:ascii="Wingdings" w:hAnsi="Wingdings" w:hint="default"/>
+        <w:sz w:val="20"/>
+      </w:rPr>
+    </w:lvl>
+    <w:lvl w:ilvl="7" w:tentative="1">
+      <w:start w:val="1"/>
+      <w:numFmt w:val="bullet"/>
+      <w:lvlText w:val=""/>
+      <w:lvlJc w:val="left"/>
+      <w:pPr>
+        <w:tabs>
+          <w:tab w:val="num" w:pos="5760"/>
+        </w:tabs>
+        <w:ind w:left="5760" w:hanging="360"/>
+      </w:pPr>
+      <w:rPr>
+        <w:rFonts w:ascii="Wingdings" w:hAnsi="Wingdings" w:hint="default"/>
+        <w:sz w:val="20"/>
+      </w:rPr>
+    </w:lvl>
+    <w:lvl w:ilvl="8" w:tentative="1">
+      <w:start w:val="1"/>
+      <w:numFmt w:val="bullet"/>
+      <w:lvlText w:val=""/>
+      <w:lvlJc w:val="left"/>
+      <w:pPr>
+        <w:tabs>
+          <w:tab w:val="num" w:pos="6480"/>
+        </w:tabs>
+        <w:ind w:left="6480" w:hanging="360"/>
+      </w:pPr>
+      <w:rPr>
+        <w:rFonts w:ascii="Wingdings" w:hAnsi="Wingdings" w:hint="default"/>
+        <w:sz w:val="20"/>
+      </w:rPr>
+    </w:lvl>
+  </w:abstractNum>
+  <w:abstractNum w:abstractNumId="10" w15:restartNumberingAfterBreak="0">
+    <w:nsid w:val="572C7DC7"/>
+    <w:multiLevelType w:val="multilevel"/>
+    <w:tmpl w:val="298677E0"/>
+    <w:lvl w:ilvl="0">
+      <w:start w:val="1"/>
+      <w:numFmt w:val="bullet"/>
+      <w:lvlText w:val=""/>
+      <w:lvlJc w:val="left"/>
+      <w:pPr>
+        <w:tabs>
+          <w:tab w:val="num" w:pos="720"/>
+        </w:tabs>
+        <w:ind w:left="720" w:hanging="360"/>
+      </w:pPr>
+      <w:rPr>
+        <w:rFonts w:ascii="Symbol" w:hAnsi="Symbol" w:hint="default"/>
+        <w:sz w:val="20"/>
+      </w:rPr>
+    </w:lvl>
+    <w:lvl w:ilvl="1" w:tentative="1">
+      <w:start w:val="1"/>
+      <w:numFmt w:val="bullet"/>
+      <w:lvlText w:val="o"/>
+      <w:lvlJc w:val="left"/>
+      <w:pPr>
+        <w:tabs>
+          <w:tab w:val="num" w:pos="1440"/>
+        </w:tabs>
+        <w:ind w:left="1440" w:hanging="360"/>
+      </w:pPr>
+      <w:rPr>
+        <w:rFonts w:ascii="Courier New" w:hAnsi="Courier New" w:hint="default"/>
+        <w:sz w:val="20"/>
+      </w:rPr>
+    </w:lvl>
+    <w:lvl w:ilvl="2" w:tentative="1">
+      <w:start w:val="1"/>
+      <w:numFmt w:val="bullet"/>
+      <w:lvlText w:val=""/>
+      <w:lvlJc w:val="left"/>
+      <w:pPr>
+        <w:tabs>
+          <w:tab w:val="num" w:pos="2160"/>
+        </w:tabs>
+        <w:ind w:left="2160" w:hanging="360"/>
+      </w:pPr>
+      <w:rPr>
+        <w:rFonts w:ascii="Wingdings" w:hAnsi="Wingdings" w:hint="default"/>
+        <w:sz w:val="20"/>
+      </w:rPr>
+    </w:lvl>
+    <w:lvl w:ilvl="3" w:tentative="1">
+      <w:start w:val="1"/>
+      <w:numFmt w:val="bullet"/>
+      <w:lvlText w:val=""/>
+      <w:lvlJc w:val="left"/>
+      <w:pPr>
+        <w:tabs>
+          <w:tab w:val="num" w:pos="2880"/>
+        </w:tabs>
+        <w:ind w:left="2880" w:hanging="360"/>
+      </w:pPr>
+      <w:rPr>
+        <w:rFonts w:ascii="Wingdings" w:hAnsi="Wingdings" w:hint="default"/>
+        <w:sz w:val="20"/>
+      </w:rPr>
+    </w:lvl>
+    <w:lvl w:ilvl="4" w:tentative="1">
+      <w:start w:val="1"/>
+      <w:numFmt w:val="bullet"/>
+      <w:lvlText w:val=""/>
+      <w:lvlJc w:val="left"/>
+      <w:pPr>
+        <w:tabs>
+          <w:tab w:val="num" w:pos="3600"/>
+        </w:tabs>
+        <w:ind w:left="3600" w:hanging="360"/>
+      </w:pPr>
+      <w:rPr>
+        <w:rFonts w:ascii="Wingdings" w:hAnsi="Wingdings" w:hint="default"/>
+        <w:sz w:val="20"/>
+      </w:rPr>
+    </w:lvl>
+    <w:lvl w:ilvl="5" w:tentative="1">
+      <w:start w:val="1"/>
+      <w:numFmt w:val="bullet"/>
+      <w:lvlText w:val=""/>
+      <w:lvlJc w:val="left"/>
+      <w:pPr>
+        <w:tabs>
+          <w:tab w:val="num" w:pos="4320"/>
+        </w:tabs>
+        <w:ind w:left="4320" w:hanging="360"/>
+      </w:pPr>
+      <w:rPr>
+        <w:rFonts w:ascii="Wingdings" w:hAnsi="Wingdings" w:hint="default"/>
+        <w:sz w:val="20"/>
+      </w:rPr>
+    </w:lvl>
+    <w:lvl w:ilvl="6" w:tentative="1">
+      <w:start w:val="1"/>
+      <w:numFmt w:val="bullet"/>
+      <w:lvlText w:val=""/>
+      <w:lvlJc w:val="left"/>
+      <w:pPr>
+        <w:tabs>
+          <w:tab w:val="num" w:pos="5040"/>
+        </w:tabs>
+        <w:ind w:left="5040" w:hanging="360"/>
+      </w:pPr>
+      <w:rPr>
+        <w:rFonts w:ascii="Wingdings" w:hAnsi="Wingdings" w:hint="default"/>
+        <w:sz w:val="20"/>
+      </w:rPr>
+    </w:lvl>
+    <w:lvl w:ilvl="7" w:tentative="1">
+      <w:start w:val="1"/>
+      <w:numFmt w:val="bullet"/>
+      <w:lvlText w:val=""/>
+      <w:lvlJc w:val="left"/>
+      <w:pPr>
+        <w:tabs>
+          <w:tab w:val="num" w:pos="5760"/>
+        </w:tabs>
+        <w:ind w:left="5760" w:hanging="360"/>
+      </w:pPr>
+      <w:rPr>
+        <w:rFonts w:ascii="Wingdings" w:hAnsi="Wingdings" w:hint="default"/>
+        <w:sz w:val="20"/>
+      </w:rPr>
+    </w:lvl>
+    <w:lvl w:ilvl="8" w:tentative="1">
+      <w:start w:val="1"/>
+      <w:numFmt w:val="bullet"/>
+      <w:lvlText w:val=""/>
+      <w:lvlJc w:val="left"/>
+      <w:pPr>
+        <w:tabs>
+          <w:tab w:val="num" w:pos="6480"/>
+        </w:tabs>
+        <w:ind w:left="6480" w:hanging="360"/>
+      </w:pPr>
+      <w:rPr>
+        <w:rFonts w:ascii="Wingdings" w:hAnsi="Wingdings" w:hint="default"/>
+        <w:sz w:val="20"/>
+      </w:rPr>
+    </w:lvl>
+  </w:abstractNum>
+  <w:abstractNum w:abstractNumId="11" w15:restartNumberingAfterBreak="0">
+    <w:nsid w:val="5B767AB1"/>
+    <w:multiLevelType w:val="multilevel"/>
+    <w:tmpl w:val="7B68CC5C"/>
+    <w:lvl w:ilvl="0">
+      <w:start w:val="1"/>
+      <w:numFmt w:val="bullet"/>
+      <w:lvlText w:val=""/>
+      <w:lvlJc w:val="left"/>
+      <w:pPr>
+        <w:tabs>
+          <w:tab w:val="num" w:pos="720"/>
+        </w:tabs>
+        <w:ind w:left="720" w:hanging="360"/>
+      </w:pPr>
+      <w:rPr>
+        <w:rFonts w:ascii="Symbol" w:hAnsi="Symbol" w:hint="default"/>
+        <w:sz w:val="20"/>
+      </w:rPr>
+    </w:lvl>
+    <w:lvl w:ilvl="1" w:tentative="1">
+      <w:start w:val="1"/>
+      <w:numFmt w:val="bullet"/>
+      <w:lvlText w:val="o"/>
+      <w:lvlJc w:val="left"/>
+      <w:pPr>
+        <w:tabs>
+          <w:tab w:val="num" w:pos="1440"/>
+        </w:tabs>
+        <w:ind w:left="1440" w:hanging="360"/>
+      </w:pPr>
+      <w:rPr>
+        <w:rFonts w:ascii="Courier New" w:hAnsi="Courier New" w:hint="default"/>
+        <w:sz w:val="20"/>
+      </w:rPr>
+    </w:lvl>
+    <w:lvl w:ilvl="2" w:tentative="1">
+      <w:start w:val="1"/>
+      <w:numFmt w:val="bullet"/>
+      <w:lvlText w:val=""/>
+      <w:lvlJc w:val="left"/>
+      <w:pPr>
+        <w:tabs>
+          <w:tab w:val="num" w:pos="2160"/>
+        </w:tabs>
+        <w:ind w:left="2160" w:hanging="360"/>
+      </w:pPr>
+      <w:rPr>
+        <w:rFonts w:ascii="Wingdings" w:hAnsi="Wingdings" w:hint="default"/>
+        <w:sz w:val="20"/>
+      </w:rPr>
+    </w:lvl>
+    <w:lvl w:ilvl="3" w:tentative="1">
+      <w:start w:val="1"/>
+      <w:numFmt w:val="bullet"/>
+      <w:lvlText w:val=""/>
+      <w:lvlJc w:val="left"/>
+      <w:pPr>
+        <w:tabs>
+          <w:tab w:val="num" w:pos="2880"/>
+        </w:tabs>
+        <w:ind w:left="2880" w:hanging="360"/>
+      </w:pPr>
+      <w:rPr>
+        <w:rFonts w:ascii="Wingdings" w:hAnsi="Wingdings" w:hint="default"/>
+        <w:sz w:val="20"/>
+      </w:rPr>
+    </w:lvl>
+    <w:lvl w:ilvl="4" w:tentative="1">
+      <w:start w:val="1"/>
+      <w:numFmt w:val="bullet"/>
+      <w:lvlText w:val=""/>
+      <w:lvlJc w:val="left"/>
+      <w:pPr>
+        <w:tabs>
+          <w:tab w:val="num" w:pos="3600"/>
+        </w:tabs>
+        <w:ind w:left="3600" w:hanging="360"/>
+      </w:pPr>
+      <w:rPr>
+        <w:rFonts w:ascii="Wingdings" w:hAnsi="Wingdings" w:hint="default"/>
+        <w:sz w:val="20"/>
+      </w:rPr>
+    </w:lvl>
+    <w:lvl w:ilvl="5" w:tentative="1">
+      <w:start w:val="1"/>
+      <w:numFmt w:val="bullet"/>
+      <w:lvlText w:val=""/>
+      <w:lvlJc w:val="left"/>
+      <w:pPr>
+        <w:tabs>
+          <w:tab w:val="num" w:pos="4320"/>
+        </w:tabs>
+        <w:ind w:left="4320" w:hanging="360"/>
+      </w:pPr>
+      <w:rPr>
+        <w:rFonts w:ascii="Wingdings" w:hAnsi="Wingdings" w:hint="default"/>
+        <w:sz w:val="20"/>
+      </w:rPr>
+    </w:lvl>
+    <w:lvl w:ilvl="6" w:tentative="1">
+      <w:start w:val="1"/>
+      <w:numFmt w:val="bullet"/>
+      <w:lvlText w:val=""/>
+      <w:lvlJc w:val="left"/>
+      <w:pPr>
+        <w:tabs>
+          <w:tab w:val="num" w:pos="5040"/>
+        </w:tabs>
+        <w:ind w:left="5040" w:hanging="360"/>
+      </w:pPr>
+      <w:rPr>
+        <w:rFonts w:ascii="Wingdings" w:hAnsi="Wingdings" w:hint="default"/>
+        <w:sz w:val="20"/>
+      </w:rPr>
+    </w:lvl>
+    <w:lvl w:ilvl="7" w:tentative="1">
+      <w:start w:val="1"/>
+      <w:numFmt w:val="bullet"/>
+      <w:lvlText w:val=""/>
+      <w:lvlJc w:val="left"/>
+      <w:pPr>
+        <w:tabs>
+          <w:tab w:val="num" w:pos="5760"/>
+        </w:tabs>
+        <w:ind w:left="5760" w:hanging="360"/>
+      </w:pPr>
+      <w:rPr>
+        <w:rFonts w:ascii="Wingdings" w:hAnsi="Wingdings" w:hint="default"/>
+        <w:sz w:val="20"/>
+      </w:rPr>
+    </w:lvl>
+    <w:lvl w:ilvl="8" w:tentative="1">
+      <w:start w:val="1"/>
+      <w:numFmt w:val="bullet"/>
+      <w:lvlText w:val=""/>
+      <w:lvlJc w:val="left"/>
+      <w:pPr>
+        <w:tabs>
+          <w:tab w:val="num" w:pos="6480"/>
+        </w:tabs>
+        <w:ind w:left="6480" w:hanging="360"/>
+      </w:pPr>
+      <w:rPr>
+        <w:rFonts w:ascii="Wingdings" w:hAnsi="Wingdings" w:hint="default"/>
+        <w:sz w:val="20"/>
+      </w:rPr>
+    </w:lvl>
+  </w:abstractNum>
+  <w:abstractNum w:abstractNumId="12" w15:restartNumberingAfterBreak="0">
+    <w:nsid w:val="5E790AC8"/>
+    <w:multiLevelType w:val="multilevel"/>
+    <w:tmpl w:val="93661D04"/>
+    <w:lvl w:ilvl="0">
+      <w:start w:val="1"/>
+      <w:numFmt w:val="bullet"/>
+      <w:lvlText w:val=""/>
+      <w:lvlJc w:val="left"/>
+      <w:pPr>
+        <w:tabs>
+          <w:tab w:val="num" w:pos="720"/>
+        </w:tabs>
+        <w:ind w:left="720" w:hanging="360"/>
+      </w:pPr>
+      <w:rPr>
+        <w:rFonts w:ascii="Symbol" w:hAnsi="Symbol" w:hint="default"/>
+        <w:sz w:val="20"/>
+      </w:rPr>
+    </w:lvl>
+    <w:lvl w:ilvl="1" w:tentative="1">
+      <w:start w:val="1"/>
+      <w:numFmt w:val="bullet"/>
+      <w:lvlText w:val="o"/>
+      <w:lvlJc w:val="left"/>
+      <w:pPr>
+        <w:tabs>
+          <w:tab w:val="num" w:pos="1440"/>
+        </w:tabs>
+        <w:ind w:left="1440" w:hanging="360"/>
+      </w:pPr>
+      <w:rPr>
+        <w:rFonts w:ascii="Courier New" w:hAnsi="Courier New" w:hint="default"/>
+        <w:sz w:val="20"/>
+      </w:rPr>
+    </w:lvl>
+    <w:lvl w:ilvl="2" w:tentative="1">
+      <w:start w:val="1"/>
+      <w:numFmt w:val="bullet"/>
+      <w:lvlText w:val=""/>
+      <w:lvlJc w:val="left"/>
+      <w:pPr>
+        <w:tabs>
+          <w:tab w:val="num" w:pos="2160"/>
+        </w:tabs>
+        <w:ind w:left="2160" w:hanging="360"/>
+      </w:pPr>
+      <w:rPr>
+        <w:rFonts w:ascii="Wingdings" w:hAnsi="Wingdings" w:hint="default"/>
+        <w:sz w:val="20"/>
+      </w:rPr>
+    </w:lvl>
+    <w:lvl w:ilvl="3" w:tentative="1">
+      <w:start w:val="1"/>
+      <w:numFmt w:val="bullet"/>
+      <w:lvlText w:val=""/>
+      <w:lvlJc w:val="left"/>
+      <w:pPr>
+        <w:tabs>
+          <w:tab w:val="num" w:pos="2880"/>
+        </w:tabs>
+        <w:ind w:left="2880" w:hanging="360"/>
+      </w:pPr>
+      <w:rPr>
+        <w:rFonts w:ascii="Wingdings" w:hAnsi="Wingdings" w:hint="default"/>
+        <w:sz w:val="20"/>
+      </w:rPr>
+    </w:lvl>
+    <w:lvl w:ilvl="4" w:tentative="1">
+      <w:start w:val="1"/>
+      <w:numFmt w:val="bullet"/>
+      <w:lvlText w:val=""/>
+      <w:lvlJc w:val="left"/>
+      <w:pPr>
+        <w:tabs>
+          <w:tab w:val="num" w:pos="3600"/>
+        </w:tabs>
+        <w:ind w:left="3600" w:hanging="360"/>
+      </w:pPr>
+      <w:rPr>
+        <w:rFonts w:ascii="Wingdings" w:hAnsi="Wingdings" w:hint="default"/>
+        <w:sz w:val="20"/>
+      </w:rPr>
+    </w:lvl>
+    <w:lvl w:ilvl="5" w:tentative="1">
+      <w:start w:val="1"/>
+      <w:numFmt w:val="bullet"/>
+      <w:lvlText w:val=""/>
+      <w:lvlJc w:val="left"/>
+      <w:pPr>
+        <w:tabs>
+          <w:tab w:val="num" w:pos="4320"/>
+        </w:tabs>
+        <w:ind w:left="4320" w:hanging="360"/>
+      </w:pPr>
+      <w:rPr>
+        <w:rFonts w:ascii="Wingdings" w:hAnsi="Wingdings" w:hint="default"/>
+        <w:sz w:val="20"/>
+      </w:rPr>
+    </w:lvl>
+    <w:lvl w:ilvl="6" w:tentative="1">
+      <w:start w:val="1"/>
+      <w:numFmt w:val="bullet"/>
+      <w:lvlText w:val=""/>
+      <w:lvlJc w:val="left"/>
+      <w:pPr>
+        <w:tabs>
+          <w:tab w:val="num" w:pos="5040"/>
+        </w:tabs>
+        <w:ind w:left="5040" w:hanging="360"/>
+      </w:pPr>
+      <w:rPr>
+        <w:rFonts w:ascii="Wingdings" w:hAnsi="Wingdings" w:hint="default"/>
+        <w:sz w:val="20"/>
+      </w:rPr>
+    </w:lvl>
+    <w:lvl w:ilvl="7" w:tentative="1">
+      <w:start w:val="1"/>
+      <w:numFmt w:val="bullet"/>
+      <w:lvlText w:val=""/>
+      <w:lvlJc w:val="left"/>
+      <w:pPr>
+        <w:tabs>
+          <w:tab w:val="num" w:pos="5760"/>
+        </w:tabs>
+        <w:ind w:left="5760" w:hanging="360"/>
+      </w:pPr>
+      <w:rPr>
+        <w:rFonts w:ascii="Wingdings" w:hAnsi="Wingdings" w:hint="default"/>
+        <w:sz w:val="20"/>
+      </w:rPr>
+    </w:lvl>
+    <w:lvl w:ilvl="8" w:tentative="1">
+      <w:start w:val="1"/>
+      <w:numFmt w:val="bullet"/>
+      <w:lvlText w:val=""/>
+      <w:lvlJc w:val="left"/>
+      <w:pPr>
+        <w:tabs>
+          <w:tab w:val="num" w:pos="6480"/>
+        </w:tabs>
+        <w:ind w:left="6480" w:hanging="360"/>
+      </w:pPr>
+      <w:rPr>
+        <w:rFonts w:ascii="Wingdings" w:hAnsi="Wingdings" w:hint="default"/>
+        <w:sz w:val="20"/>
+      </w:rPr>
+    </w:lvl>
+  </w:abstractNum>
+  <w:abstractNum w:abstractNumId="13" w15:restartNumberingAfterBreak="0">
+    <w:nsid w:val="5EEF4C69"/>
+    <w:multiLevelType w:val="multilevel"/>
+    <w:tmpl w:val="2530F804"/>
+    <w:lvl w:ilvl="0">
+      <w:start w:val="1"/>
+      <w:numFmt w:val="bullet"/>
+      <w:lvlText w:val=""/>
+      <w:lvlJc w:val="left"/>
+      <w:pPr>
+        <w:tabs>
+          <w:tab w:val="num" w:pos="720"/>
+        </w:tabs>
+        <w:ind w:left="720" w:hanging="360"/>
+      </w:pPr>
+      <w:rPr>
+        <w:rFonts w:ascii="Symbol" w:hAnsi="Symbol" w:hint="default"/>
+        <w:sz w:val="20"/>
+      </w:rPr>
+    </w:lvl>
+    <w:lvl w:ilvl="1" w:tentative="1">
+      <w:start w:val="1"/>
+      <w:numFmt w:val="bullet"/>
+      <w:lvlText w:val="o"/>
+      <w:lvlJc w:val="left"/>
+      <w:pPr>
+        <w:tabs>
+          <w:tab w:val="num" w:pos="1440"/>
+        </w:tabs>
+        <w:ind w:left="1440" w:hanging="360"/>
+      </w:pPr>
+      <w:rPr>
+        <w:rFonts w:ascii="Courier New" w:hAnsi="Courier New" w:hint="default"/>
+        <w:sz w:val="20"/>
+      </w:rPr>
+    </w:lvl>
+    <w:lvl w:ilvl="2" w:tentative="1">
+      <w:start w:val="1"/>
+      <w:numFmt w:val="bullet"/>
+      <w:lvlText w:val=""/>
+      <w:lvlJc w:val="left"/>
+      <w:pPr>
+        <w:tabs>
+          <w:tab w:val="num" w:pos="2160"/>
+        </w:tabs>
+        <w:ind w:left="2160" w:hanging="360"/>
+      </w:pPr>
+      <w:rPr>
+        <w:rFonts w:ascii="Wingdings" w:hAnsi="Wingdings" w:hint="default"/>
+        <w:sz w:val="20"/>
+      </w:rPr>
+    </w:lvl>
+    <w:lvl w:ilvl="3" w:tentative="1">
+      <w:start w:val="1"/>
+      <w:numFmt w:val="bullet"/>
+      <w:lvlText w:val=""/>
+      <w:lvlJc w:val="left"/>
+      <w:pPr>
+        <w:tabs>
+          <w:tab w:val="num" w:pos="2880"/>
+        </w:tabs>
+        <w:ind w:left="2880" w:hanging="360"/>
+      </w:pPr>
+      <w:rPr>
+        <w:rFonts w:ascii="Wingdings" w:hAnsi="Wingdings" w:hint="default"/>
+        <w:sz w:val="20"/>
+      </w:rPr>
+    </w:lvl>
+    <w:lvl w:ilvl="4" w:tentative="1">
+      <w:start w:val="1"/>
+      <w:numFmt w:val="bullet"/>
+      <w:lvlText w:val=""/>
+      <w:lvlJc w:val="left"/>
+      <w:pPr>
+        <w:tabs>
+          <w:tab w:val="num" w:pos="3600"/>
+        </w:tabs>
+        <w:ind w:left="3600" w:hanging="360"/>
+      </w:pPr>
+      <w:rPr>
+        <w:rFonts w:ascii="Wingdings" w:hAnsi="Wingdings" w:hint="default"/>
+        <w:sz w:val="20"/>
+      </w:rPr>
+    </w:lvl>
+    <w:lvl w:ilvl="5" w:tentative="1">
+      <w:start w:val="1"/>
+      <w:numFmt w:val="bullet"/>
+      <w:lvlText w:val=""/>
+      <w:lvlJc w:val="left"/>
+      <w:pPr>
+        <w:tabs>
+          <w:tab w:val="num" w:pos="4320"/>
+        </w:tabs>
+        <w:ind w:left="4320" w:hanging="360"/>
+      </w:pPr>
+      <w:rPr>
+        <w:rFonts w:ascii="Wingdings" w:hAnsi="Wingdings" w:hint="default"/>
+        <w:sz w:val="20"/>
+      </w:rPr>
+    </w:lvl>
+    <w:lvl w:ilvl="6" w:tentative="1">
+      <w:start w:val="1"/>
+      <w:numFmt w:val="bullet"/>
+      <w:lvlText w:val=""/>
+      <w:lvlJc w:val="left"/>
+      <w:pPr>
+        <w:tabs>
+          <w:tab w:val="num" w:pos="5040"/>
+        </w:tabs>
+        <w:ind w:left="5040" w:hanging="360"/>
+      </w:pPr>
+      <w:rPr>
+        <w:rFonts w:ascii="Wingdings" w:hAnsi="Wingdings" w:hint="default"/>
+        <w:sz w:val="20"/>
+      </w:rPr>
+    </w:lvl>
+    <w:lvl w:ilvl="7" w:tentative="1">
+      <w:start w:val="1"/>
+      <w:numFmt w:val="bullet"/>
+      <w:lvlText w:val=""/>
+      <w:lvlJc w:val="left"/>
+      <w:pPr>
+        <w:tabs>
+          <w:tab w:val="num" w:pos="5760"/>
+        </w:tabs>
+        <w:ind w:left="5760" w:hanging="360"/>
+      </w:pPr>
+      <w:rPr>
+        <w:rFonts w:ascii="Wingdings" w:hAnsi="Wingdings" w:hint="default"/>
+        <w:sz w:val="20"/>
+      </w:rPr>
+    </w:lvl>
+    <w:lvl w:ilvl="8" w:tentative="1">
+      <w:start w:val="1"/>
+      <w:numFmt w:val="bullet"/>
+      <w:lvlText w:val=""/>
+      <w:lvlJc w:val="left"/>
+      <w:pPr>
+        <w:tabs>
+          <w:tab w:val="num" w:pos="6480"/>
+        </w:tabs>
+        <w:ind w:left="6480" w:hanging="360"/>
+      </w:pPr>
+      <w:rPr>
+        <w:rFonts w:ascii="Wingdings" w:hAnsi="Wingdings" w:hint="default"/>
+        <w:sz w:val="20"/>
+      </w:rPr>
+    </w:lvl>
+  </w:abstractNum>
+  <w:abstractNum w:abstractNumId="14" w15:restartNumberingAfterBreak="0">
+    <w:nsid w:val="5FFF177E"/>
+    <w:multiLevelType w:val="multilevel"/>
+    <w:tmpl w:val="EA880814"/>
+    <w:lvl w:ilvl="0">
+      <w:start w:val="1"/>
+      <w:numFmt w:val="bullet"/>
+      <w:lvlText w:val=""/>
+      <w:lvlJc w:val="left"/>
+      <w:pPr>
+        <w:tabs>
+          <w:tab w:val="num" w:pos="720"/>
+        </w:tabs>
+        <w:ind w:left="720" w:hanging="360"/>
+      </w:pPr>
+      <w:rPr>
+        <w:rFonts w:ascii="Symbol" w:hAnsi="Symbol" w:hint="default"/>
+        <w:sz w:val="20"/>
+      </w:rPr>
+    </w:lvl>
+    <w:lvl w:ilvl="1" w:tentative="1">
+      <w:start w:val="1"/>
+      <w:numFmt w:val="bullet"/>
+      <w:lvlText w:val="o"/>
+      <w:lvlJc w:val="left"/>
+      <w:pPr>
+        <w:tabs>
+          <w:tab w:val="num" w:pos="1440"/>
+        </w:tabs>
+        <w:ind w:left="1440" w:hanging="360"/>
+      </w:pPr>
+      <w:rPr>
+        <w:rFonts w:ascii="Courier New" w:hAnsi="Courier New" w:hint="default"/>
+        <w:sz w:val="20"/>
+      </w:rPr>
+    </w:lvl>
+    <w:lvl w:ilvl="2" w:tentative="1">
+      <w:start w:val="1"/>
+      <w:numFmt w:val="bullet"/>
+      <w:lvlText w:val=""/>
+      <w:lvlJc w:val="left"/>
+      <w:pPr>
+        <w:tabs>
+          <w:tab w:val="num" w:pos="2160"/>
+        </w:tabs>
+        <w:ind w:left="2160" w:hanging="360"/>
+      </w:pPr>
+      <w:rPr>
+        <w:rFonts w:ascii="Wingdings" w:hAnsi="Wingdings" w:hint="default"/>
+        <w:sz w:val="20"/>
+      </w:rPr>
+    </w:lvl>
+    <w:lvl w:ilvl="3" w:tentative="1">
+      <w:start w:val="1"/>
+      <w:numFmt w:val="bullet"/>
+      <w:lvlText w:val=""/>
+      <w:lvlJc w:val="left"/>
+      <w:pPr>
+        <w:tabs>
+          <w:tab w:val="num" w:pos="2880"/>
+        </w:tabs>
+        <w:ind w:left="2880" w:hanging="360"/>
+      </w:pPr>
+      <w:rPr>
+        <w:rFonts w:ascii="Wingdings" w:hAnsi="Wingdings" w:hint="default"/>
+        <w:sz w:val="20"/>
+      </w:rPr>
+    </w:lvl>
+    <w:lvl w:ilvl="4" w:tentative="1">
+      <w:start w:val="1"/>
+      <w:numFmt w:val="bullet"/>
+      <w:lvlText w:val=""/>
+      <w:lvlJc w:val="left"/>
+      <w:pPr>
+        <w:tabs>
+          <w:tab w:val="num" w:pos="3600"/>
+        </w:tabs>
+        <w:ind w:left="3600" w:hanging="360"/>
+      </w:pPr>
+      <w:rPr>
+        <w:rFonts w:ascii="Wingdings" w:hAnsi="Wingdings" w:hint="default"/>
+        <w:sz w:val="20"/>
+      </w:rPr>
+    </w:lvl>
+    <w:lvl w:ilvl="5" w:tentative="1">
+      <w:start w:val="1"/>
+      <w:numFmt w:val="bullet"/>
+      <w:lvlText w:val=""/>
+      <w:lvlJc w:val="left"/>
+      <w:pPr>
+        <w:tabs>
+          <w:tab w:val="num" w:pos="4320"/>
+        </w:tabs>
+        <w:ind w:left="4320" w:hanging="360"/>
+      </w:pPr>
+      <w:rPr>
+        <w:rFonts w:ascii="Wingdings" w:hAnsi="Wingdings" w:hint="default"/>
+        <w:sz w:val="20"/>
+      </w:rPr>
+    </w:lvl>
+    <w:lvl w:ilvl="6" w:tentative="1">
+      <w:start w:val="1"/>
+      <w:numFmt w:val="bullet"/>
+      <w:lvlText w:val=""/>
+      <w:lvlJc w:val="left"/>
+      <w:pPr>
+        <w:tabs>
+          <w:tab w:val="num" w:pos="5040"/>
+        </w:tabs>
+        <w:ind w:left="5040" w:hanging="360"/>
+      </w:pPr>
+      <w:rPr>
+        <w:rFonts w:ascii="Wingdings" w:hAnsi="Wingdings" w:hint="default"/>
+        <w:sz w:val="20"/>
+      </w:rPr>
+    </w:lvl>
+    <w:lvl w:ilvl="7" w:tentative="1">
+      <w:start w:val="1"/>
+      <w:numFmt w:val="bullet"/>
+      <w:lvlText w:val=""/>
+      <w:lvlJc w:val="left"/>
+      <w:pPr>
+        <w:tabs>
+          <w:tab w:val="num" w:pos="5760"/>
+        </w:tabs>
+        <w:ind w:left="5760" w:hanging="360"/>
+      </w:pPr>
+      <w:rPr>
+        <w:rFonts w:ascii="Wingdings" w:hAnsi="Wingdings" w:hint="default"/>
+        <w:sz w:val="20"/>
+      </w:rPr>
+    </w:lvl>
+    <w:lvl w:ilvl="8" w:tentative="1">
+      <w:start w:val="1"/>
+      <w:numFmt w:val="bullet"/>
+      <w:lvlText w:val=""/>
+      <w:lvlJc w:val="left"/>
+      <w:pPr>
+        <w:tabs>
+          <w:tab w:val="num" w:pos="6480"/>
+        </w:tabs>
+        <w:ind w:left="6480" w:hanging="360"/>
+      </w:pPr>
+      <w:rPr>
+        <w:rFonts w:ascii="Wingdings" w:hAnsi="Wingdings" w:hint="default"/>
+        <w:sz w:val="20"/>
+      </w:rPr>
+    </w:lvl>
+  </w:abstractNum>
+  <w:abstractNum w:abstractNumId="15" w15:restartNumberingAfterBreak="0">
+    <w:nsid w:val="669B0FEC"/>
+    <w:multiLevelType w:val="multilevel"/>
+    <w:tmpl w:val="FBD4782E"/>
+    <w:lvl w:ilvl="0">
+      <w:start w:val="1"/>
+      <w:numFmt w:val="bullet"/>
+      <w:lvlText w:val=""/>
+      <w:lvlJc w:val="left"/>
+      <w:pPr>
+        <w:tabs>
+          <w:tab w:val="num" w:pos="720"/>
+        </w:tabs>
+        <w:ind w:left="720" w:hanging="360"/>
+      </w:pPr>
+      <w:rPr>
+        <w:rFonts w:ascii="Symbol" w:hAnsi="Symbol" w:hint="default"/>
+        <w:sz w:val="20"/>
+      </w:rPr>
+    </w:lvl>
+    <w:lvl w:ilvl="1" w:tentative="1">
+      <w:start w:val="1"/>
+      <w:numFmt w:val="bullet"/>
+      <w:lvlText w:val="o"/>
+      <w:lvlJc w:val="left"/>
+      <w:pPr>
+        <w:tabs>
+          <w:tab w:val="num" w:pos="1440"/>
+        </w:tabs>
+        <w:ind w:left="1440" w:hanging="360"/>
+      </w:pPr>
+      <w:rPr>
+        <w:rFonts w:ascii="Courier New" w:hAnsi="Courier New" w:hint="default"/>
+        <w:sz w:val="20"/>
+      </w:rPr>
+    </w:lvl>
+    <w:lvl w:ilvl="2" w:tentative="1">
+      <w:start w:val="1"/>
+      <w:numFmt w:val="bullet"/>
+      <w:lvlText w:val=""/>
+      <w:lvlJc w:val="left"/>
+      <w:pPr>
+        <w:tabs>
+          <w:tab w:val="num" w:pos="2160"/>
+        </w:tabs>
+        <w:ind w:left="2160" w:hanging="360"/>
+      </w:pPr>
+      <w:rPr>
+        <w:rFonts w:ascii="Wingdings" w:hAnsi="Wingdings" w:hint="default"/>
+        <w:sz w:val="20"/>
+      </w:rPr>
+    </w:lvl>
+    <w:lvl w:ilvl="3" w:tentative="1">
+      <w:start w:val="1"/>
+      <w:numFmt w:val="bullet"/>
+      <w:lvlText w:val=""/>
+      <w:lvlJc w:val="left"/>
+      <w:pPr>
+        <w:tabs>
+          <w:tab w:val="num" w:pos="2880"/>
+        </w:tabs>
+        <w:ind w:left="2880" w:hanging="360"/>
+      </w:pPr>
+      <w:rPr>
+        <w:rFonts w:ascii="Wingdings" w:hAnsi="Wingdings" w:hint="default"/>
+        <w:sz w:val="20"/>
+      </w:rPr>
+    </w:lvl>
+    <w:lvl w:ilvl="4" w:tentative="1">
+      <w:start w:val="1"/>
+      <w:numFmt w:val="bullet"/>
+      <w:lvlText w:val=""/>
+      <w:lvlJc w:val="left"/>
+      <w:pPr>
+        <w:tabs>
+          <w:tab w:val="num" w:pos="3600"/>
+        </w:tabs>
+        <w:ind w:left="3600" w:hanging="360"/>
+      </w:pPr>
+      <w:rPr>
+        <w:rFonts w:ascii="Wingdings" w:hAnsi="Wingdings" w:hint="default"/>
+        <w:sz w:val="20"/>
+      </w:rPr>
+    </w:lvl>
+    <w:lvl w:ilvl="5" w:tentative="1">
+      <w:start w:val="1"/>
+      <w:numFmt w:val="bullet"/>
+      <w:lvlText w:val=""/>
+      <w:lvlJc w:val="left"/>
+      <w:pPr>
+        <w:tabs>
+          <w:tab w:val="num" w:pos="4320"/>
+        </w:tabs>
+        <w:ind w:left="4320" w:hanging="360"/>
+      </w:pPr>
+      <w:rPr>
+        <w:rFonts w:ascii="Wingdings" w:hAnsi="Wingdings" w:hint="default"/>
+        <w:sz w:val="20"/>
+      </w:rPr>
+    </w:lvl>
+    <w:lvl w:ilvl="6" w:tentative="1">
+      <w:start w:val="1"/>
+      <w:numFmt w:val="bullet"/>
+      <w:lvlText w:val=""/>
+      <w:lvlJc w:val="left"/>
+      <w:pPr>
+        <w:tabs>
+          <w:tab w:val="num" w:pos="5040"/>
+        </w:tabs>
+        <w:ind w:left="5040" w:hanging="360"/>
+      </w:pPr>
+      <w:rPr>
+        <w:rFonts w:ascii="Wingdings" w:hAnsi="Wingdings" w:hint="default"/>
+        <w:sz w:val="20"/>
+      </w:rPr>
+    </w:lvl>
+    <w:lvl w:ilvl="7" w:tentative="1">
+      <w:start w:val="1"/>
+      <w:numFmt w:val="bullet"/>
+      <w:lvlText w:val=""/>
+      <w:lvlJc w:val="left"/>
+      <w:pPr>
+        <w:tabs>
+          <w:tab w:val="num" w:pos="5760"/>
+        </w:tabs>
+        <w:ind w:left="5760" w:hanging="360"/>
+      </w:pPr>
+      <w:rPr>
+        <w:rFonts w:ascii="Wingdings" w:hAnsi="Wingdings" w:hint="default"/>
+        <w:sz w:val="20"/>
+      </w:rPr>
+    </w:lvl>
+    <w:lvl w:ilvl="8" w:tentative="1">
+      <w:start w:val="1"/>
+      <w:numFmt w:val="bullet"/>
+      <w:lvlText w:val=""/>
+      <w:lvlJc w:val="left"/>
+      <w:pPr>
+        <w:tabs>
+          <w:tab w:val="num" w:pos="6480"/>
+        </w:tabs>
+        <w:ind w:left="6480" w:hanging="360"/>
+      </w:pPr>
+      <w:rPr>
+        <w:rFonts w:ascii="Wingdings" w:hAnsi="Wingdings" w:hint="default"/>
+        <w:sz w:val="20"/>
+      </w:rPr>
+    </w:lvl>
+  </w:abstractNum>
+  <w:abstractNum w:abstractNumId="16" w15:restartNumberingAfterBreak="0">
+    <w:nsid w:val="689D14C9"/>
+    <w:multiLevelType w:val="multilevel"/>
+    <w:tmpl w:val="474809FC"/>
+    <w:lvl w:ilvl="0">
+      <w:start w:val="1"/>
+      <w:numFmt w:val="bullet"/>
+      <w:lvlText w:val=""/>
+      <w:lvlJc w:val="left"/>
+      <w:pPr>
+        <w:tabs>
+          <w:tab w:val="num" w:pos="720"/>
+        </w:tabs>
+        <w:ind w:left="720" w:hanging="360"/>
+      </w:pPr>
+      <w:rPr>
+        <w:rFonts w:ascii="Symbol" w:hAnsi="Symbol" w:hint="default"/>
+        <w:sz w:val="20"/>
+      </w:rPr>
+    </w:lvl>
+    <w:lvl w:ilvl="1" w:tentative="1">
+      <w:start w:val="1"/>
+      <w:numFmt w:val="bullet"/>
+      <w:lvlText w:val="o"/>
+      <w:lvlJc w:val="left"/>
+      <w:pPr>
+        <w:tabs>
+          <w:tab w:val="num" w:pos="1440"/>
+        </w:tabs>
+        <w:ind w:left="1440" w:hanging="360"/>
+      </w:pPr>
+      <w:rPr>
+        <w:rFonts w:ascii="Courier New" w:hAnsi="Courier New" w:hint="default"/>
+        <w:sz w:val="20"/>
+      </w:rPr>
+    </w:lvl>
+    <w:lvl w:ilvl="2" w:tentative="1">
+      <w:start w:val="1"/>
+      <w:numFmt w:val="bullet"/>
+      <w:lvlText w:val=""/>
+      <w:lvlJc w:val="left"/>
+      <w:pPr>
+        <w:tabs>
+          <w:tab w:val="num" w:pos="2160"/>
+        </w:tabs>
+        <w:ind w:left="2160" w:hanging="360"/>
+      </w:pPr>
+      <w:rPr>
+        <w:rFonts w:ascii="Wingdings" w:hAnsi="Wingdings" w:hint="default"/>
+        <w:sz w:val="20"/>
+      </w:rPr>
+    </w:lvl>
+    <w:lvl w:ilvl="3" w:tentative="1">
+      <w:start w:val="1"/>
+      <w:numFmt w:val="bullet"/>
+      <w:lvlText w:val=""/>
+      <w:lvlJc w:val="left"/>
+      <w:pPr>
+        <w:tabs>
+          <w:tab w:val="num" w:pos="2880"/>
+        </w:tabs>
+        <w:ind w:left="2880" w:hanging="360"/>
+      </w:pPr>
+      <w:rPr>
+        <w:rFonts w:ascii="Wingdings" w:hAnsi="Wingdings" w:hint="default"/>
+        <w:sz w:val="20"/>
+      </w:rPr>
+    </w:lvl>
+    <w:lvl w:ilvl="4" w:tentative="1">
+      <w:start w:val="1"/>
+      <w:numFmt w:val="bullet"/>
+      <w:lvlText w:val=""/>
+      <w:lvlJc w:val="left"/>
+      <w:pPr>
+        <w:tabs>
+          <w:tab w:val="num" w:pos="3600"/>
+        </w:tabs>
+        <w:ind w:left="3600" w:hanging="360"/>
+      </w:pPr>
+      <w:rPr>
+        <w:rFonts w:ascii="Wingdings" w:hAnsi="Wingdings" w:hint="default"/>
+        <w:sz w:val="20"/>
+      </w:rPr>
+    </w:lvl>
+    <w:lvl w:ilvl="5" w:tentative="1">
+      <w:start w:val="1"/>
+      <w:numFmt w:val="bullet"/>
+      <w:lvlText w:val=""/>
+      <w:lvlJc w:val="left"/>
+      <w:pPr>
+        <w:tabs>
+          <w:tab w:val="num" w:pos="4320"/>
+        </w:tabs>
+        <w:ind w:left="4320" w:hanging="360"/>
+      </w:pPr>
+      <w:rPr>
+        <w:rFonts w:ascii="Wingdings" w:hAnsi="Wingdings" w:hint="default"/>
+        <w:sz w:val="20"/>
+      </w:rPr>
+    </w:lvl>
+    <w:lvl w:ilvl="6" w:tentative="1">
+      <w:start w:val="1"/>
+      <w:numFmt w:val="bullet"/>
+      <w:lvlText w:val=""/>
+      <w:lvlJc w:val="left"/>
+      <w:pPr>
+        <w:tabs>
+          <w:tab w:val="num" w:pos="5040"/>
+        </w:tabs>
+        <w:ind w:left="5040" w:hanging="360"/>
+      </w:pPr>
+      <w:rPr>
+        <w:rFonts w:ascii="Wingdings" w:hAnsi="Wingdings" w:hint="default"/>
+        <w:sz w:val="20"/>
+      </w:rPr>
+    </w:lvl>
+    <w:lvl w:ilvl="7" w:tentative="1">
+      <w:start w:val="1"/>
+      <w:numFmt w:val="bullet"/>
+      <w:lvlText w:val=""/>
+      <w:lvlJc w:val="left"/>
+      <w:pPr>
+        <w:tabs>
+          <w:tab w:val="num" w:pos="5760"/>
+        </w:tabs>
+        <w:ind w:left="5760" w:hanging="360"/>
+      </w:pPr>
+      <w:rPr>
+        <w:rFonts w:ascii="Wingdings" w:hAnsi="Wingdings" w:hint="default"/>
+        <w:sz w:val="20"/>
+      </w:rPr>
+    </w:lvl>
+    <w:lvl w:ilvl="8" w:tentative="1">
+      <w:start w:val="1"/>
+      <w:numFmt w:val="bullet"/>
+      <w:lvlText w:val=""/>
+      <w:lvlJc w:val="left"/>
+      <w:pPr>
+        <w:tabs>
+          <w:tab w:val="num" w:pos="6480"/>
+        </w:tabs>
+        <w:ind w:left="6480" w:hanging="360"/>
+      </w:pPr>
+      <w:rPr>
+        <w:rFonts w:ascii="Wingdings" w:hAnsi="Wingdings" w:hint="default"/>
+        <w:sz w:val="20"/>
+      </w:rPr>
+    </w:lvl>
+  </w:abstractNum>
+  <w:abstractNum w:abstractNumId="17" w15:restartNumberingAfterBreak="0">
+    <w:nsid w:val="6B8805E8"/>
+    <w:multiLevelType w:val="multilevel"/>
+    <w:tmpl w:val="A386E8C8"/>
+    <w:lvl w:ilvl="0">
+      <w:start w:val="1"/>
+      <w:numFmt w:val="bullet"/>
+      <w:lvlText w:val=""/>
+      <w:lvlJc w:val="left"/>
+      <w:pPr>
+        <w:tabs>
+          <w:tab w:val="num" w:pos="720"/>
+        </w:tabs>
+        <w:ind w:left="720" w:hanging="360"/>
+      </w:pPr>
+      <w:rPr>
+        <w:rFonts w:ascii="Symbol" w:hAnsi="Symbol" w:hint="default"/>
+        <w:sz w:val="20"/>
+      </w:rPr>
+    </w:lvl>
+    <w:lvl w:ilvl="1" w:tentative="1">
+      <w:start w:val="1"/>
+      <w:numFmt w:val="bullet"/>
+      <w:lvlText w:val="o"/>
+      <w:lvlJc w:val="left"/>
+      <w:pPr>
+        <w:tabs>
+          <w:tab w:val="num" w:pos="1440"/>
+        </w:tabs>
+        <w:ind w:left="1440" w:hanging="360"/>
+      </w:pPr>
+      <w:rPr>
+        <w:rFonts w:ascii="Courier New" w:hAnsi="Courier New" w:hint="default"/>
+        <w:sz w:val="20"/>
+      </w:rPr>
+    </w:lvl>
+    <w:lvl w:ilvl="2" w:tentative="1">
+      <w:start w:val="1"/>
+      <w:numFmt w:val="bullet"/>
+      <w:lvlText w:val=""/>
+      <w:lvlJc w:val="left"/>
+      <w:pPr>
+        <w:tabs>
+          <w:tab w:val="num" w:pos="2160"/>
+        </w:tabs>
+        <w:ind w:left="2160" w:hanging="360"/>
+      </w:pPr>
+      <w:rPr>
+        <w:rFonts w:ascii="Wingdings" w:hAnsi="Wingdings" w:hint="default"/>
+        <w:sz w:val="20"/>
+      </w:rPr>
+    </w:lvl>
+    <w:lvl w:ilvl="3" w:tentative="1">
+      <w:start w:val="1"/>
+      <w:numFmt w:val="bullet"/>
+      <w:lvlText w:val=""/>
+      <w:lvlJc w:val="left"/>
+      <w:pPr>
+        <w:tabs>
+          <w:tab w:val="num" w:pos="2880"/>
+        </w:tabs>
+        <w:ind w:left="2880" w:hanging="360"/>
+      </w:pPr>
+      <w:rPr>
+        <w:rFonts w:ascii="Wingdings" w:hAnsi="Wingdings" w:hint="default"/>
+        <w:sz w:val="20"/>
+      </w:rPr>
+    </w:lvl>
+    <w:lvl w:ilvl="4" w:tentative="1">
+      <w:start w:val="1"/>
+      <w:numFmt w:val="bullet"/>
+      <w:lvlText w:val=""/>
+      <w:lvlJc w:val="left"/>
+      <w:pPr>
+        <w:tabs>
+          <w:tab w:val="num" w:pos="3600"/>
+        </w:tabs>
+        <w:ind w:left="3600" w:hanging="360"/>
+      </w:pPr>
+      <w:rPr>
+        <w:rFonts w:ascii="Wingdings" w:hAnsi="Wingdings" w:hint="default"/>
+        <w:sz w:val="20"/>
+      </w:rPr>
+    </w:lvl>
+    <w:lvl w:ilvl="5" w:tentative="1">
+      <w:start w:val="1"/>
+      <w:numFmt w:val="bullet"/>
+      <w:lvlText w:val=""/>
+      <w:lvlJc w:val="left"/>
+      <w:pPr>
+        <w:tabs>
+          <w:tab w:val="num" w:pos="4320"/>
+        </w:tabs>
+        <w:ind w:left="4320" w:hanging="360"/>
+      </w:pPr>
+      <w:rPr>
+        <w:rFonts w:ascii="Wingdings" w:hAnsi="Wingdings" w:hint="default"/>
+        <w:sz w:val="20"/>
+      </w:rPr>
+    </w:lvl>
+    <w:lvl w:ilvl="6" w:tentative="1">
+      <w:start w:val="1"/>
+      <w:numFmt w:val="bullet"/>
+      <w:lvlText w:val=""/>
+      <w:lvlJc w:val="left"/>
+      <w:pPr>
+        <w:tabs>
+          <w:tab w:val="num" w:pos="5040"/>
+        </w:tabs>
+        <w:ind w:left="5040" w:hanging="360"/>
+      </w:pPr>
+      <w:rPr>
+        <w:rFonts w:ascii="Wingdings" w:hAnsi="Wingdings" w:hint="default"/>
+        <w:sz w:val="20"/>
+      </w:rPr>
+    </w:lvl>
+    <w:lvl w:ilvl="7" w:tentative="1">
+      <w:start w:val="1"/>
+      <w:numFmt w:val="bullet"/>
+      <w:lvlText w:val=""/>
+      <w:lvlJc w:val="left"/>
+      <w:pPr>
+        <w:tabs>
+          <w:tab w:val="num" w:pos="5760"/>
+        </w:tabs>
+        <w:ind w:left="5760" w:hanging="360"/>
+      </w:pPr>
+      <w:rPr>
+        <w:rFonts w:ascii="Wingdings" w:hAnsi="Wingdings" w:hint="default"/>
+        <w:sz w:val="20"/>
+      </w:rPr>
+    </w:lvl>
+    <w:lvl w:ilvl="8" w:tentative="1">
+      <w:start w:val="1"/>
+      <w:numFmt w:val="bullet"/>
+      <w:lvlText w:val=""/>
+      <w:lvlJc w:val="left"/>
+      <w:pPr>
+        <w:tabs>
+          <w:tab w:val="num" w:pos="6480"/>
+        </w:tabs>
+        <w:ind w:left="6480" w:hanging="360"/>
+      </w:pPr>
+      <w:rPr>
+        <w:rFonts w:ascii="Wingdings" w:hAnsi="Wingdings" w:hint="default"/>
+        <w:sz w:val="20"/>
+      </w:rPr>
+    </w:lvl>
+  </w:abstractNum>
+  <w:abstractNum w:abstractNumId="18" w15:restartNumberingAfterBreak="0">
+    <w:nsid w:val="6DE421C0"/>
+    <w:multiLevelType w:val="multilevel"/>
+    <w:tmpl w:val="E31AEB96"/>
+    <w:lvl w:ilvl="0">
+      <w:start w:val="1"/>
+      <w:numFmt w:val="bullet"/>
+      <w:lvlText w:val=""/>
+      <w:lvlJc w:val="left"/>
+      <w:pPr>
+        <w:tabs>
+          <w:tab w:val="num" w:pos="720"/>
+        </w:tabs>
+        <w:ind w:left="720" w:hanging="360"/>
+      </w:pPr>
+      <w:rPr>
+        <w:rFonts w:ascii="Symbol" w:hAnsi="Symbol" w:hint="default"/>
+        <w:sz w:val="20"/>
+      </w:rPr>
+    </w:lvl>
+    <w:lvl w:ilvl="1" w:tentative="1">
+      <w:start w:val="1"/>
+      <w:numFmt w:val="bullet"/>
+      <w:lvlText w:val="o"/>
+      <w:lvlJc w:val="left"/>
+      <w:pPr>
+        <w:tabs>
+          <w:tab w:val="num" w:pos="1440"/>
+        </w:tabs>
+        <w:ind w:left="1440" w:hanging="360"/>
+      </w:pPr>
+      <w:rPr>
+        <w:rFonts w:ascii="Courier New" w:hAnsi="Courier New" w:hint="default"/>
+        <w:sz w:val="20"/>
+      </w:rPr>
+    </w:lvl>
+    <w:lvl w:ilvl="2" w:tentative="1">
+      <w:start w:val="1"/>
+      <w:numFmt w:val="bullet"/>
+      <w:lvlText w:val=""/>
+      <w:lvlJc w:val="left"/>
+      <w:pPr>
+        <w:tabs>
+          <w:tab w:val="num" w:pos="2160"/>
+        </w:tabs>
+        <w:ind w:left="2160" w:hanging="360"/>
+      </w:pPr>
+      <w:rPr>
+        <w:rFonts w:ascii="Wingdings" w:hAnsi="Wingdings" w:hint="default"/>
+        <w:sz w:val="20"/>
+      </w:rPr>
+    </w:lvl>
+    <w:lvl w:ilvl="3" w:tentative="1">
+      <w:start w:val="1"/>
+      <w:numFmt w:val="bullet"/>
+      <w:lvlText w:val=""/>
+      <w:lvlJc w:val="left"/>
+      <w:pPr>
+        <w:tabs>
+          <w:tab w:val="num" w:pos="2880"/>
+        </w:tabs>
+        <w:ind w:left="2880" w:hanging="360"/>
+      </w:pPr>
+      <w:rPr>
+        <w:rFonts w:ascii="Wingdings" w:hAnsi="Wingdings" w:hint="default"/>
+        <w:sz w:val="20"/>
+      </w:rPr>
+    </w:lvl>
+    <w:lvl w:ilvl="4" w:tentative="1">
+      <w:start w:val="1"/>
+      <w:numFmt w:val="bullet"/>
+      <w:lvlText w:val=""/>
+      <w:lvlJc w:val="left"/>
+      <w:pPr>
+        <w:tabs>
+          <w:tab w:val="num" w:pos="3600"/>
+        </w:tabs>
+        <w:ind w:left="3600" w:hanging="360"/>
+      </w:pPr>
+      <w:rPr>
+        <w:rFonts w:ascii="Wingdings" w:hAnsi="Wingdings" w:hint="default"/>
+        <w:sz w:val="20"/>
+      </w:rPr>
+    </w:lvl>
+    <w:lvl w:ilvl="5" w:tentative="1">
+      <w:start w:val="1"/>
+      <w:numFmt w:val="bullet"/>
+      <w:lvlText w:val=""/>
+      <w:lvlJc w:val="left"/>
+      <w:pPr>
+        <w:tabs>
+          <w:tab w:val="num" w:pos="4320"/>
+        </w:tabs>
+        <w:ind w:left="4320" w:hanging="360"/>
+      </w:pPr>
+      <w:rPr>
+        <w:rFonts w:ascii="Wingdings" w:hAnsi="Wingdings" w:hint="default"/>
+        <w:sz w:val="20"/>
+      </w:rPr>
+    </w:lvl>
+    <w:lvl w:ilvl="6" w:tentative="1">
+      <w:start w:val="1"/>
+      <w:numFmt w:val="bullet"/>
+      <w:lvlText w:val=""/>
+      <w:lvlJc w:val="left"/>
+      <w:pPr>
+        <w:tabs>
+          <w:tab w:val="num" w:pos="5040"/>
+        </w:tabs>
+        <w:ind w:left="5040" w:hanging="360"/>
+      </w:pPr>
+      <w:rPr>
+        <w:rFonts w:ascii="Wingdings" w:hAnsi="Wingdings" w:hint="default"/>
+        <w:sz w:val="20"/>
+      </w:rPr>
+    </w:lvl>
+    <w:lvl w:ilvl="7" w:tentative="1">
+      <w:start w:val="1"/>
+      <w:numFmt w:val="bullet"/>
+      <w:lvlText w:val=""/>
+      <w:lvlJc w:val="left"/>
+      <w:pPr>
+        <w:tabs>
+          <w:tab w:val="num" w:pos="5760"/>
+        </w:tabs>
+        <w:ind w:left="5760" w:hanging="360"/>
+      </w:pPr>
+      <w:rPr>
+        <w:rFonts w:ascii="Wingdings" w:hAnsi="Wingdings" w:hint="default"/>
+        <w:sz w:val="20"/>
+      </w:rPr>
+    </w:lvl>
+    <w:lvl w:ilvl="8" w:tentative="1">
+      <w:start w:val="1"/>
+      <w:numFmt w:val="bullet"/>
+      <w:lvlText w:val=""/>
+      <w:lvlJc w:val="left"/>
+      <w:pPr>
+        <w:tabs>
+          <w:tab w:val="num" w:pos="6480"/>
+        </w:tabs>
+        <w:ind w:left="6480" w:hanging="360"/>
+      </w:pPr>
+      <w:rPr>
+        <w:rFonts w:ascii="Wingdings" w:hAnsi="Wingdings" w:hint="default"/>
+        <w:sz w:val="20"/>
+      </w:rPr>
+    </w:lvl>
+  </w:abstractNum>
+  <w:abstractNum w:abstractNumId="19" w15:restartNumberingAfterBreak="0">
+    <w:nsid w:val="785A6A85"/>
+    <w:multiLevelType w:val="multilevel"/>
+    <w:tmpl w:val="958A435A"/>
+    <w:lvl w:ilvl="0">
+      <w:start w:val="1"/>
+      <w:numFmt w:val="bullet"/>
+      <w:lvlText w:val=""/>
+      <w:lvlJc w:val="left"/>
+      <w:pPr>
+        <w:tabs>
+          <w:tab w:val="num" w:pos="720"/>
+        </w:tabs>
+        <w:ind w:left="720" w:hanging="360"/>
+      </w:pPr>
+      <w:rPr>
+        <w:rFonts w:ascii="Symbol" w:hAnsi="Symbol" w:hint="default"/>
+        <w:sz w:val="20"/>
+      </w:rPr>
+    </w:lvl>
+    <w:lvl w:ilvl="1" w:tentative="1">
+      <w:start w:val="1"/>
+      <w:numFmt w:val="bullet"/>
+      <w:lvlText w:val="o"/>
+      <w:lvlJc w:val="left"/>
+      <w:pPr>
+        <w:tabs>
+          <w:tab w:val="num" w:pos="1440"/>
+        </w:tabs>
+        <w:ind w:left="1440" w:hanging="360"/>
+      </w:pPr>
+      <w:rPr>
+        <w:rFonts w:ascii="Courier New" w:hAnsi="Courier New" w:hint="default"/>
+        <w:sz w:val="20"/>
+      </w:rPr>
+    </w:lvl>
+    <w:lvl w:ilvl="2" w:tentative="1">
+      <w:start w:val="1"/>
+      <w:numFmt w:val="bullet"/>
+      <w:lvlText w:val=""/>
+      <w:lvlJc w:val="left"/>
+      <w:pPr>
+        <w:tabs>
+          <w:tab w:val="num" w:pos="2160"/>
+        </w:tabs>
+        <w:ind w:left="2160" w:hanging="360"/>
+      </w:pPr>
+      <w:rPr>
+        <w:rFonts w:ascii="Wingdings" w:hAnsi="Wingdings" w:hint="default"/>
+        <w:sz w:val="20"/>
+      </w:rPr>
+    </w:lvl>
+    <w:lvl w:ilvl="3" w:tentative="1">
+      <w:start w:val="1"/>
+      <w:numFmt w:val="bullet"/>
+      <w:lvlText w:val=""/>
+      <w:lvlJc w:val="left"/>
+      <w:pPr>
+        <w:tabs>
+          <w:tab w:val="num" w:pos="2880"/>
+        </w:tabs>
+        <w:ind w:left="2880" w:hanging="360"/>
+      </w:pPr>
+      <w:rPr>
+        <w:rFonts w:ascii="Wingdings" w:hAnsi="Wingdings" w:hint="default"/>
+        <w:sz w:val="20"/>
+      </w:rPr>
+    </w:lvl>
+    <w:lvl w:ilvl="4" w:tentative="1">
+      <w:start w:val="1"/>
+      <w:numFmt w:val="bullet"/>
+      <w:lvlText w:val=""/>
+      <w:lvlJc w:val="left"/>
+      <w:pPr>
+        <w:tabs>
+          <w:tab w:val="num" w:pos="3600"/>
+        </w:tabs>
+        <w:ind w:left="3600" w:hanging="360"/>
+      </w:pPr>
+      <w:rPr>
+        <w:rFonts w:ascii="Wingdings" w:hAnsi="Wingdings" w:hint="default"/>
+        <w:sz w:val="20"/>
+      </w:rPr>
+    </w:lvl>
+    <w:lvl w:ilvl="5" w:tentative="1">
+      <w:start w:val="1"/>
+      <w:numFmt w:val="bullet"/>
+      <w:lvlText w:val=""/>
+      <w:lvlJc w:val="left"/>
+      <w:pPr>
+        <w:tabs>
+          <w:tab w:val="num" w:pos="4320"/>
+        </w:tabs>
+        <w:ind w:left="4320" w:hanging="360"/>
+      </w:pPr>
+      <w:rPr>
+        <w:rFonts w:ascii="Wingdings" w:hAnsi="Wingdings" w:hint="default"/>
+        <w:sz w:val="20"/>
+      </w:rPr>
+    </w:lvl>
+    <w:lvl w:ilvl="6" w:tentative="1">
+      <w:start w:val="1"/>
+      <w:numFmt w:val="bullet"/>
+      <w:lvlText w:val=""/>
+      <w:lvlJc w:val="left"/>
+      <w:pPr>
+        <w:tabs>
+          <w:tab w:val="num" w:pos="5040"/>
+        </w:tabs>
+        <w:ind w:left="5040" w:hanging="360"/>
+      </w:pPr>
+      <w:rPr>
+        <w:rFonts w:ascii="Wingdings" w:hAnsi="Wingdings" w:hint="default"/>
+        <w:sz w:val="20"/>
+      </w:rPr>
+    </w:lvl>
+    <w:lvl w:ilvl="7" w:tentative="1">
+      <w:start w:val="1"/>
+      <w:numFmt w:val="bullet"/>
+      <w:lvlText w:val=""/>
+      <w:lvlJc w:val="left"/>
+      <w:pPr>
+        <w:tabs>
+          <w:tab w:val="num" w:pos="5760"/>
+        </w:tabs>
+        <w:ind w:left="5760" w:hanging="360"/>
+      </w:pPr>
+      <w:rPr>
+        <w:rFonts w:ascii="Wingdings" w:hAnsi="Wingdings" w:hint="default"/>
+        <w:sz w:val="20"/>
+      </w:rPr>
+    </w:lvl>
+    <w:lvl w:ilvl="8" w:tentative="1">
+      <w:start w:val="1"/>
+      <w:numFmt w:val="bullet"/>
+      <w:lvlText w:val=""/>
+      <w:lvlJc w:val="left"/>
+      <w:pPr>
+        <w:tabs>
+          <w:tab w:val="num" w:pos="6480"/>
+        </w:tabs>
+        <w:ind w:left="6480" w:hanging="360"/>
+      </w:pPr>
+      <w:rPr>
+        <w:rFonts w:ascii="Wingdings" w:hAnsi="Wingdings" w:hint="default"/>
+        <w:sz w:val="20"/>
+      </w:rPr>
+    </w:lvl>
+  </w:abstractNum>
+  <w:abstractNum w:abstractNumId="20" w15:restartNumberingAfterBreak="0">
+    <w:nsid w:val="7B954D20"/>
+    <w:multiLevelType w:val="multilevel"/>
+    <w:tmpl w:val="367456A0"/>
+    <w:lvl w:ilvl="0">
+      <w:start w:val="1"/>
+      <w:numFmt w:val="bullet"/>
+      <w:lvlText w:val=""/>
+      <w:lvlJc w:val="left"/>
+      <w:pPr>
+        <w:tabs>
+          <w:tab w:val="num" w:pos="720"/>
+        </w:tabs>
+        <w:ind w:left="720" w:hanging="360"/>
+      </w:pPr>
+      <w:rPr>
+        <w:rFonts w:ascii="Symbol" w:hAnsi="Symbol" w:hint="default"/>
+        <w:sz w:val="20"/>
+      </w:rPr>
+    </w:lvl>
+    <w:lvl w:ilvl="1" w:tentative="1">
+      <w:start w:val="1"/>
+      <w:numFmt w:val="bullet"/>
+      <w:lvlText w:val="o"/>
+      <w:lvlJc w:val="left"/>
+      <w:pPr>
+        <w:tabs>
+          <w:tab w:val="num" w:pos="1440"/>
+        </w:tabs>
+        <w:ind w:left="1440" w:hanging="360"/>
+      </w:pPr>
+      <w:rPr>
+        <w:rFonts w:ascii="Courier New" w:hAnsi="Courier New" w:hint="default"/>
+        <w:sz w:val="20"/>
+      </w:rPr>
+    </w:lvl>
+    <w:lvl w:ilvl="2" w:tentative="1">
+      <w:start w:val="1"/>
+      <w:numFmt w:val="bullet"/>
+      <w:lvlText w:val=""/>
+      <w:lvlJc w:val="left"/>
+      <w:pPr>
+        <w:tabs>
+          <w:tab w:val="num" w:pos="2160"/>
+        </w:tabs>
+        <w:ind w:left="2160" w:hanging="360"/>
+      </w:pPr>
+      <w:rPr>
+        <w:rFonts w:ascii="Wingdings" w:hAnsi="Wingdings" w:hint="default"/>
+        <w:sz w:val="20"/>
+      </w:rPr>
+    </w:lvl>
+    <w:lvl w:ilvl="3" w:tentative="1">
+      <w:start w:val="1"/>
+      <w:numFmt w:val="bullet"/>
+      <w:lvlText w:val=""/>
+      <w:lvlJc w:val="left"/>
+      <w:pPr>
+        <w:tabs>
+          <w:tab w:val="num" w:pos="2880"/>
+        </w:tabs>
+        <w:ind w:left="2880" w:hanging="360"/>
+      </w:pPr>
+      <w:rPr>
+        <w:rFonts w:ascii="Wingdings" w:hAnsi="Wingdings" w:hint="default"/>
+        <w:sz w:val="20"/>
+      </w:rPr>
+    </w:lvl>
+    <w:lvl w:ilvl="4" w:tentative="1">
+      <w:start w:val="1"/>
+      <w:numFmt w:val="bullet"/>
+      <w:lvlText w:val=""/>
+      <w:lvlJc w:val="left"/>
+      <w:pPr>
+        <w:tabs>
+          <w:tab w:val="num" w:pos="3600"/>
+        </w:tabs>
+        <w:ind w:left="3600" w:hanging="360"/>
+      </w:pPr>
+      <w:rPr>
+        <w:rFonts w:ascii="Wingdings" w:hAnsi="Wingdings" w:hint="default"/>
+        <w:sz w:val="20"/>
+      </w:rPr>
+    </w:lvl>
+    <w:lvl w:ilvl="5" w:tentative="1">
+      <w:start w:val="1"/>
+      <w:numFmt w:val="bullet"/>
+      <w:lvlText w:val=""/>
+      <w:lvlJc w:val="left"/>
+      <w:pPr>
+        <w:tabs>
+          <w:tab w:val="num" w:pos="4320"/>
+        </w:tabs>
+        <w:ind w:left="4320" w:hanging="360"/>
+      </w:pPr>
+      <w:rPr>
+        <w:rFonts w:ascii="Wingdings" w:hAnsi="Wingdings" w:hint="default"/>
+        <w:sz w:val="20"/>
+      </w:rPr>
+    </w:lvl>
+    <w:lvl w:ilvl="6" w:tentative="1">
+      <w:start w:val="1"/>
+      <w:numFmt w:val="bullet"/>
+      <w:lvlText w:val=""/>
+      <w:lvlJc w:val="left"/>
+      <w:pPr>
+        <w:tabs>
+          <w:tab w:val="num" w:pos="5040"/>
+        </w:tabs>
+        <w:ind w:left="5040" w:hanging="360"/>
+      </w:pPr>
+      <w:rPr>
+        <w:rFonts w:ascii="Wingdings" w:hAnsi="Wingdings" w:hint="default"/>
+        <w:sz w:val="20"/>
+      </w:rPr>
+    </w:lvl>
+    <w:lvl w:ilvl="7" w:tentative="1">
+      <w:start w:val="1"/>
+      <w:numFmt w:val="bullet"/>
+      <w:lvlText w:val=""/>
+      <w:lvlJc w:val="left"/>
+      <w:pPr>
+        <w:tabs>
+          <w:tab w:val="num" w:pos="5760"/>
+        </w:tabs>
+        <w:ind w:left="5760" w:hanging="360"/>
+      </w:pPr>
+      <w:rPr>
+        <w:rFonts w:ascii="Wingdings" w:hAnsi="Wingdings" w:hint="default"/>
+        <w:sz w:val="20"/>
+      </w:rPr>
+    </w:lvl>
+    <w:lvl w:ilvl="8" w:tentative="1">
+      <w:start w:val="1"/>
+      <w:numFmt w:val="bullet"/>
+      <w:lvlText w:val=""/>
+      <w:lvlJc w:val="left"/>
+      <w:pPr>
+        <w:tabs>
+          <w:tab w:val="num" w:pos="6480"/>
+        </w:tabs>
+        <w:ind w:left="6480" w:hanging="360"/>
+      </w:pPr>
+      <w:rPr>
+        <w:rFonts w:ascii="Wingdings" w:hAnsi="Wingdings" w:hint="default"/>
+        <w:sz w:val="20"/>
+      </w:rPr>
+    </w:lvl>
+  </w:abstractNum>
+  <w:num w:numId="1" w16cid:durableId="599528100">
+    <w:abstractNumId w:val="14"/>
+  </w:num>
+  <w:num w:numId="2" w16cid:durableId="1803229559">
+    <w:abstractNumId w:val="6"/>
+  </w:num>
+  <w:num w:numId="3" w16cid:durableId="146166247">
+    <w:abstractNumId w:val="5"/>
+  </w:num>
+  <w:num w:numId="4" w16cid:durableId="1234852593">
+    <w:abstractNumId w:val="11"/>
+  </w:num>
+  <w:num w:numId="5" w16cid:durableId="1100685566">
+    <w:abstractNumId w:val="3"/>
+  </w:num>
+  <w:num w:numId="6" w16cid:durableId="1625496924">
+    <w:abstractNumId w:val="17"/>
+  </w:num>
+  <w:num w:numId="7" w16cid:durableId="1953591309">
+    <w:abstractNumId w:val="0"/>
+  </w:num>
+  <w:num w:numId="8" w16cid:durableId="2130929850">
+    <w:abstractNumId w:val="9"/>
+  </w:num>
+  <w:num w:numId="9" w16cid:durableId="780757777">
+    <w:abstractNumId w:val="19"/>
+  </w:num>
+  <w:num w:numId="10" w16cid:durableId="481773698">
+    <w:abstractNumId w:val="7"/>
+  </w:num>
+  <w:num w:numId="11" w16cid:durableId="1139305976">
+    <w:abstractNumId w:val="16"/>
+  </w:num>
+  <w:num w:numId="12" w16cid:durableId="658072975">
+    <w:abstractNumId w:val="1"/>
+  </w:num>
+  <w:num w:numId="13" w16cid:durableId="586110814">
+    <w:abstractNumId w:val="13"/>
+  </w:num>
+  <w:num w:numId="14" w16cid:durableId="1623341118">
+    <w:abstractNumId w:val="20"/>
+  </w:num>
+  <w:num w:numId="15" w16cid:durableId="709574980">
+    <w:abstractNumId w:val="8"/>
+  </w:num>
+  <w:num w:numId="16" w16cid:durableId="1975867633">
+    <w:abstractNumId w:val="2"/>
+  </w:num>
+  <w:num w:numId="17" w16cid:durableId="4064768">
+    <w:abstractNumId w:val="15"/>
+  </w:num>
+  <w:num w:numId="18" w16cid:durableId="1135215526">
+    <w:abstractNumId w:val="12"/>
+  </w:num>
+  <w:num w:numId="19" w16cid:durableId="1405494463">
+    <w:abstractNumId w:val="4"/>
+  </w:num>
+  <w:num w:numId="20" w16cid:durableId="920723162">
+    <w:abstractNumId w:val="18"/>
+  </w:num>
+  <w:num w:numId="21" w16cid:durableId="784544592">
+    <w:abstractNumId w:val="10"/>
+  </w:num>
+</w:numbering>
 </file>
 
 <file path=word/styles.xml><?xml version="1.0" encoding="utf-8"?>
